--- a/Feature select.docx
+++ b/Feature select.docx
@@ -9,7 +9,7 @@
     </w:p>
     <w:tbl>
       <w:tblPr>
-        <w:tblStyle w:val="ae"/>
+        <w:tblStyle w:val="TableGrid"/>
         <w:tblW w:w="0" w:type="auto"/>
         <w:tblLook w:val="04A0" w:firstRow="1" w:lastRow="0" w:firstColumn="1" w:lastColumn="0" w:noHBand="0" w:noVBand="1"/>
       </w:tblPr>
@@ -583,11 +583,6 @@
       </w:r>
     </w:p>
     <w:p>
-      <w:pPr>
-        <w:rPr>
-          <w:rFonts w:hint="eastAsia"/>
-        </w:rPr>
-      </w:pPr>
       <w:r>
         <w:t>Salt Lake Cit</w:t>
       </w:r>
@@ -603,11 +598,292 @@
       </w:r>
     </w:p>
     <w:p>
-      <w:pPr>
-        <w:rPr>
-          <w:rFonts w:hint="eastAsia"/>
-        </w:rPr>
-      </w:pPr>
+      <w:r>
+        <w:lastRenderedPageBreak/>
+        <w:t>Target Data:</w:t>
+      </w:r>
+    </w:p>
+    <w:p>
+      <w:proofErr w:type="spellStart"/>
+      <w:r>
+        <w:rPr>
+          <w:highlight w:val="yellow"/>
+        </w:rPr>
+        <w:t>i</w:t>
+      </w:r>
+      <w:r>
+        <w:rPr>
+          <w:highlight w:val="yellow"/>
+        </w:rPr>
+        <w:t>nundation_c</w:t>
+      </w:r>
+      <w:r>
+        <w:rPr>
+          <w:highlight w:val="yellow"/>
+        </w:rPr>
+        <w:t>algary</w:t>
+      </w:r>
+      <w:r>
+        <w:rPr>
+          <w:highlight w:val="yellow"/>
+        </w:rPr>
+        <w:t>.tif</w:t>
+      </w:r>
+      <w:proofErr w:type="spellEnd"/>
+    </w:p>
+    <w:p>
+      <w:r>
+        <w:t xml:space="preserve">Feature </w:t>
+      </w:r>
+      <w:r>
+        <w:t>Data:</w:t>
+      </w:r>
+    </w:p>
+    <w:p>
+      <w:proofErr w:type="spellStart"/>
+      <w:r>
+        <w:rPr>
+          <w:highlight w:val="yellow"/>
+        </w:rPr>
+        <w:t>c</w:t>
+      </w:r>
+      <w:r>
+        <w:rPr>
+          <w:highlight w:val="yellow"/>
+        </w:rPr>
+        <w:t>algary_boundary</w:t>
+      </w:r>
+      <w:r>
+        <w:t>.shp</w:t>
+      </w:r>
+      <w:proofErr w:type="spellEnd"/>
+    </w:p>
+    <w:p>
+      <w:proofErr w:type="spellStart"/>
+      <w:r>
+        <w:t>Slc_boundary</w:t>
+      </w:r>
+      <w:proofErr w:type="spellEnd"/>
+      <w:r>
+        <w:t xml:space="preserve"> </w:t>
+      </w:r>
+    </w:p>
+    <w:p>
+      <w:proofErr w:type="spellStart"/>
+      <w:r>
+        <w:rPr>
+          <w:highlight w:val="yellow"/>
+        </w:rPr>
+        <w:t>c</w:t>
+      </w:r>
+      <w:r>
+        <w:rPr>
+          <w:highlight w:val="yellow"/>
+        </w:rPr>
+        <w:t>algary_dem</w:t>
+      </w:r>
+      <w:r>
+        <w:t>.tif</w:t>
+      </w:r>
+      <w:proofErr w:type="spellEnd"/>
+    </w:p>
+    <w:p>
+      <w:proofErr w:type="spellStart"/>
+      <w:r>
+        <w:t>Slc_dem</w:t>
+      </w:r>
+      <w:proofErr w:type="spellEnd"/>
+    </w:p>
+    <w:p>
+      <w:proofErr w:type="spellStart"/>
+      <w:r>
+        <w:rPr>
+          <w:highlight w:val="yellow"/>
+        </w:rPr>
+        <w:t>c</w:t>
+      </w:r>
+      <w:r>
+        <w:rPr>
+          <w:highlight w:val="yellow"/>
+        </w:rPr>
+        <w:t>algary_buil</w:t>
+      </w:r>
+      <w:r>
+        <w:rPr>
+          <w:highlight w:val="yellow"/>
+        </w:rPr>
+        <w:t>ding.shp</w:t>
+      </w:r>
+      <w:proofErr w:type="spellEnd"/>
+    </w:p>
+    <w:p>
+      <w:proofErr w:type="spellStart"/>
+      <w:r>
+        <w:rPr>
+          <w:highlight w:val="yellow"/>
+        </w:rPr>
+        <w:t>c</w:t>
+      </w:r>
+      <w:r>
+        <w:rPr>
+          <w:highlight w:val="yellow"/>
+        </w:rPr>
+        <w:t>algary_</w:t>
+      </w:r>
+      <w:r>
+        <w:rPr>
+          <w:highlight w:val="yellow"/>
+        </w:rPr>
+        <w:t>surf_</w:t>
+      </w:r>
+      <w:r>
+        <w:rPr>
+          <w:highlight w:val="yellow"/>
+        </w:rPr>
+        <w:t>wat</w:t>
+      </w:r>
+      <w:r>
+        <w:rPr>
+          <w:highlight w:val="yellow"/>
+        </w:rPr>
+        <w:t>er</w:t>
+      </w:r>
+      <w:r>
+        <w:rPr>
+          <w:highlight w:val="yellow"/>
+        </w:rPr>
+        <w:t>_</w:t>
+      </w:r>
+      <w:r>
+        <w:rPr>
+          <w:highlight w:val="yellow"/>
+        </w:rPr>
+        <w:t>tif</w:t>
+      </w:r>
+      <w:proofErr w:type="spellEnd"/>
+    </w:p>
+    <w:p>
+      <w:proofErr w:type="spellStart"/>
+      <w:r>
+        <w:t>Slc_buil_osm</w:t>
+      </w:r>
+      <w:proofErr w:type="spellEnd"/>
+    </w:p>
+    <w:p>
+      <w:proofErr w:type="spellStart"/>
+      <w:r>
+        <w:t>Slc_wat_osm</w:t>
+      </w:r>
+      <w:proofErr w:type="spellEnd"/>
+    </w:p>
+    <w:p>
+      <w:proofErr w:type="spellStart"/>
+      <w:r>
+        <w:t>Slc_Land_cover_NLCD</w:t>
+      </w:r>
+      <w:proofErr w:type="spellEnd"/>
+    </w:p>
+    <w:p>
+      <w:proofErr w:type="spellStart"/>
+      <w:r>
+        <w:rPr>
+          <w:highlight w:val="yellow"/>
+        </w:rPr>
+        <w:t>c</w:t>
+      </w:r>
+      <w:r>
+        <w:rPr>
+          <w:highlight w:val="yellow"/>
+        </w:rPr>
+        <w:t>algary_</w:t>
+      </w:r>
+      <w:proofErr w:type="gramStart"/>
+      <w:r>
+        <w:rPr>
+          <w:highlight w:val="yellow"/>
+        </w:rPr>
+        <w:t>land</w:t>
+      </w:r>
+      <w:r>
+        <w:rPr>
+          <w:highlight w:val="yellow"/>
+        </w:rPr>
+        <w:t>cover</w:t>
+      </w:r>
+      <w:r>
+        <w:rPr>
+          <w:highlight w:val="yellow"/>
+        </w:rPr>
+        <w:t>.</w:t>
+      </w:r>
+      <w:r>
+        <w:rPr>
+          <w:highlight w:val="yellow"/>
+        </w:rPr>
+        <w:t>geojson</w:t>
+      </w:r>
+      <w:proofErr w:type="spellEnd"/>
+      <w:proofErr w:type="gramEnd"/>
+      <w:r>
+        <w:t xml:space="preserve"> (LC_CAT)</w:t>
+      </w:r>
+    </w:p>
+    <w:p>
+      <w:r>
+        <w:t xml:space="preserve">Check </w:t>
+      </w:r>
+    </w:p>
+    <w:p>
+      <w:proofErr w:type="spellStart"/>
+      <w:r>
+        <w:rPr>
+          <w:highlight w:val="yellow"/>
+        </w:rPr>
+        <w:t>c</w:t>
+      </w:r>
+      <w:r>
+        <w:rPr>
+          <w:highlight w:val="yellow"/>
+        </w:rPr>
+        <w:t>algary_Imp_</w:t>
+      </w:r>
+      <w:proofErr w:type="gramStart"/>
+      <w:r>
+        <w:rPr>
+          <w:highlight w:val="yellow"/>
+        </w:rPr>
+        <w:t>surf</w:t>
+      </w:r>
+      <w:r>
+        <w:rPr>
+          <w:highlight w:val="yellow"/>
+        </w:rPr>
+        <w:t>.</w:t>
+      </w:r>
+      <w:r>
+        <w:rPr>
+          <w:highlight w:val="yellow"/>
+        </w:rPr>
+        <w:t>geojson</w:t>
+      </w:r>
+      <w:proofErr w:type="spellEnd"/>
+      <w:proofErr w:type="gramEnd"/>
+    </w:p>
+    <w:p>
+      <w:proofErr w:type="spellStart"/>
+      <w:r>
+        <w:t>Slc_Imp_surf</w:t>
+      </w:r>
+      <w:proofErr w:type="spellEnd"/>
+    </w:p>
+    <w:p/>
+    <w:p/>
+    <w:p>
+      <w:r>
+        <w:br w:type="page"/>
+      </w:r>
+    </w:p>
+    <w:p>
       <w:r>
         <w:rPr>
           <w:rFonts w:hint="eastAsia"/>
@@ -621,14 +897,17 @@
         </w:rPr>
         <w:t xml:space="preserve">(make sure each step can be </w:t>
       </w:r>
-      <w:proofErr w:type="gramStart"/>
-      <w:r>
-        <w:rPr>
-          <w:rFonts w:hint="eastAsia"/>
-        </w:rPr>
-        <w:t>reproduce</w:t>
-      </w:r>
-      <w:proofErr w:type="gramEnd"/>
+      <w:proofErr w:type="spellStart"/>
+      <w:r>
+        <w:rPr>
+          <w:rFonts w:hint="eastAsia"/>
+        </w:rPr>
+        <w:t>reproduc</w:t>
+      </w:r>
+      <w:r>
+        <w:t>able</w:t>
+      </w:r>
+      <w:proofErr w:type="spellEnd"/>
       <w:r>
         <w:rPr>
           <w:rFonts w:hint="eastAsia"/>
@@ -637,11 +916,6 @@
       </w:r>
     </w:p>
     <w:p>
-      <w:pPr>
-        <w:rPr>
-          <w:rFonts w:hint="eastAsia"/>
-        </w:rPr>
-      </w:pPr>
       <w:r>
         <w:rPr>
           <w:rFonts w:hint="eastAsia"/>
@@ -847,11 +1121,6 @@
       </w:r>
     </w:p>
     <w:p>
-      <w:pPr>
-        <w:rPr>
-          <w:rFonts w:hint="eastAsia"/>
-        </w:rPr>
-      </w:pPr>
       <w:r>
         <w:rPr>
           <w:rFonts w:hint="eastAsia"/>
@@ -865,23 +1134,66 @@
         <w:rPr>
           <w:rFonts w:hint="eastAsia"/>
         </w:rPr>
-        <w:t xml:space="preserve"> Data Analysis and Data cleaning. Outputs are: 4.1 The histogram and </w:t>
-      </w:r>
-    </w:p>
-    <w:p>
-      <w:pPr>
-        <w:rPr>
-          <w:rFonts w:hint="eastAsia"/>
-        </w:rPr>
-      </w:pPr>
-    </w:p>
-    <w:p>
-      <w:pPr>
-        <w:rPr>
-          <w:rFonts w:hint="eastAsia"/>
-        </w:rPr>
-      </w:pPr>
-    </w:p>
+        <w:t xml:space="preserve"> Data Analysis and Data cleaning</w:t>
+      </w:r>
+      <w:r>
+        <w:t xml:space="preserve"> (All plotting and mapping should use </w:t>
+      </w:r>
+      <w:proofErr w:type="spellStart"/>
+      <w:r>
+        <w:t>ggplot</w:t>
+      </w:r>
+      <w:proofErr w:type="spellEnd"/>
+      <w:r>
+        <w:t>)</w:t>
+      </w:r>
+      <w:r>
+        <w:rPr>
+          <w:rFonts w:hint="eastAsia"/>
+        </w:rPr>
+        <w:t xml:space="preserve">. Outputs are: 4.1 The histogram </w:t>
+      </w:r>
+      <w:r>
+        <w:t xml:space="preserve">and spatial distribution </w:t>
+      </w:r>
+      <w:r>
+        <w:t xml:space="preserve">map </w:t>
+      </w:r>
+      <w:r>
+        <w:t xml:space="preserve">of target variables and features. 4.2 </w:t>
+      </w:r>
+      <w:r>
+        <w:t xml:space="preserve">Use VIF test and correlation Matrix to test the multicollinearity of features. 4.3 </w:t>
+      </w:r>
+      <w:r>
+        <w:t xml:space="preserve">Do rational, realistic, and </w:t>
+      </w:r>
+      <w:proofErr w:type="spellStart"/>
+      <w:r>
+        <w:t>minior</w:t>
+      </w:r>
+      <w:proofErr w:type="spellEnd"/>
+      <w:r>
+        <w:t xml:space="preserve"> data cleaning to make model robust for CV and predicting another city.</w:t>
+      </w:r>
+    </w:p>
+    <w:p>
+      <w:r>
+        <w:t>5 Build the (</w:t>
+      </w:r>
+      <w:proofErr w:type="spellStart"/>
+      <w:r>
+        <w:t>gml</w:t>
+      </w:r>
+      <w:proofErr w:type="spellEnd"/>
+      <w:r>
+        <w:t>)</w:t>
+      </w:r>
+      <w:r>
+        <w:t xml:space="preserve"> Logistic model</w:t>
+      </w:r>
+    </w:p>
+    <w:p/>
     <w:sectPr>
       <w:pgSz w:w="12240" w:h="15840"/>
       <w:pgMar w:top="1440" w:right="1440" w:bottom="1440" w:left="1440" w:header="720" w:footer="720" w:gutter="0"/>
@@ -1409,15 +1721,15 @@
     <w:lsdException w:name="Unresolved Mention" w:semiHidden="1" w:unhideWhenUsed="1"/>
     <w:lsdException w:name="Smart Link" w:semiHidden="1" w:unhideWhenUsed="1"/>
   </w:latentStyles>
-  <w:style w:type="paragraph" w:default="1" w:styleId="a">
+  <w:style w:type="paragraph" w:default="1" w:styleId="Normal">
     <w:name w:val="Normal"/>
     <w:qFormat/>
   </w:style>
-  <w:style w:type="paragraph" w:styleId="1">
+  <w:style w:type="paragraph" w:styleId="Heading1">
     <w:name w:val="heading 1"/>
-    <w:basedOn w:val="a"/>
-    <w:next w:val="a"/>
-    <w:link w:val="10"/>
+    <w:basedOn w:val="Normal"/>
+    <w:next w:val="Normal"/>
+    <w:link w:val="Heading1Char"/>
     <w:uiPriority w:val="9"/>
     <w:qFormat/>
     <w:rsid w:val="00362174"/>
@@ -1434,11 +1746,11 @@
       <w:szCs w:val="40"/>
     </w:rPr>
   </w:style>
-  <w:style w:type="paragraph" w:styleId="2">
+  <w:style w:type="paragraph" w:styleId="Heading2">
     <w:name w:val="heading 2"/>
-    <w:basedOn w:val="a"/>
-    <w:next w:val="a"/>
-    <w:link w:val="20"/>
+    <w:basedOn w:val="Normal"/>
+    <w:next w:val="Normal"/>
+    <w:link w:val="Heading2Char"/>
     <w:uiPriority w:val="9"/>
     <w:semiHidden/>
     <w:unhideWhenUsed/>
@@ -1457,11 +1769,11 @@
       <w:szCs w:val="32"/>
     </w:rPr>
   </w:style>
-  <w:style w:type="paragraph" w:styleId="3">
+  <w:style w:type="paragraph" w:styleId="Heading3">
     <w:name w:val="heading 3"/>
-    <w:basedOn w:val="a"/>
-    <w:next w:val="a"/>
-    <w:link w:val="30"/>
+    <w:basedOn w:val="Normal"/>
+    <w:next w:val="Normal"/>
+    <w:link w:val="Heading3Char"/>
     <w:uiPriority w:val="9"/>
     <w:semiHidden/>
     <w:unhideWhenUsed/>
@@ -1480,11 +1792,11 @@
       <w:szCs w:val="28"/>
     </w:rPr>
   </w:style>
-  <w:style w:type="paragraph" w:styleId="4">
+  <w:style w:type="paragraph" w:styleId="Heading4">
     <w:name w:val="heading 4"/>
-    <w:basedOn w:val="a"/>
-    <w:next w:val="a"/>
-    <w:link w:val="40"/>
+    <w:basedOn w:val="Normal"/>
+    <w:next w:val="Normal"/>
+    <w:link w:val="Heading4Char"/>
     <w:uiPriority w:val="9"/>
     <w:semiHidden/>
     <w:unhideWhenUsed/>
@@ -1503,11 +1815,11 @@
       <w:color w:val="0F4761" w:themeColor="accent1" w:themeShade="BF"/>
     </w:rPr>
   </w:style>
-  <w:style w:type="paragraph" w:styleId="5">
+  <w:style w:type="paragraph" w:styleId="Heading5">
     <w:name w:val="heading 5"/>
-    <w:basedOn w:val="a"/>
-    <w:next w:val="a"/>
-    <w:link w:val="50"/>
+    <w:basedOn w:val="Normal"/>
+    <w:next w:val="Normal"/>
+    <w:link w:val="Heading5Char"/>
     <w:uiPriority w:val="9"/>
     <w:semiHidden/>
     <w:unhideWhenUsed/>
@@ -1524,11 +1836,11 @@
       <w:color w:val="0F4761" w:themeColor="accent1" w:themeShade="BF"/>
     </w:rPr>
   </w:style>
-  <w:style w:type="paragraph" w:styleId="6">
+  <w:style w:type="paragraph" w:styleId="Heading6">
     <w:name w:val="heading 6"/>
-    <w:basedOn w:val="a"/>
-    <w:next w:val="a"/>
-    <w:link w:val="60"/>
+    <w:basedOn w:val="Normal"/>
+    <w:next w:val="Normal"/>
+    <w:link w:val="Heading6Char"/>
     <w:uiPriority w:val="9"/>
     <w:semiHidden/>
     <w:unhideWhenUsed/>
@@ -1547,11 +1859,11 @@
       <w:color w:val="595959" w:themeColor="text1" w:themeTint="A6"/>
     </w:rPr>
   </w:style>
-  <w:style w:type="paragraph" w:styleId="7">
+  <w:style w:type="paragraph" w:styleId="Heading7">
     <w:name w:val="heading 7"/>
-    <w:basedOn w:val="a"/>
-    <w:next w:val="a"/>
-    <w:link w:val="70"/>
+    <w:basedOn w:val="Normal"/>
+    <w:next w:val="Normal"/>
+    <w:link w:val="Heading7Char"/>
     <w:uiPriority w:val="9"/>
     <w:semiHidden/>
     <w:unhideWhenUsed/>
@@ -1568,11 +1880,11 @@
       <w:color w:val="595959" w:themeColor="text1" w:themeTint="A6"/>
     </w:rPr>
   </w:style>
-  <w:style w:type="paragraph" w:styleId="8">
+  <w:style w:type="paragraph" w:styleId="Heading8">
     <w:name w:val="heading 8"/>
-    <w:basedOn w:val="a"/>
-    <w:next w:val="a"/>
-    <w:link w:val="80"/>
+    <w:basedOn w:val="Normal"/>
+    <w:next w:val="Normal"/>
+    <w:link w:val="Heading8Char"/>
     <w:uiPriority w:val="9"/>
     <w:semiHidden/>
     <w:unhideWhenUsed/>
@@ -1591,11 +1903,11 @@
       <w:color w:val="272727" w:themeColor="text1" w:themeTint="D8"/>
     </w:rPr>
   </w:style>
-  <w:style w:type="paragraph" w:styleId="9">
+  <w:style w:type="paragraph" w:styleId="Heading9">
     <w:name w:val="heading 9"/>
-    <w:basedOn w:val="a"/>
-    <w:next w:val="a"/>
-    <w:link w:val="90"/>
+    <w:basedOn w:val="Normal"/>
+    <w:next w:val="Normal"/>
+    <w:link w:val="Heading9Char"/>
     <w:uiPriority w:val="9"/>
     <w:semiHidden/>
     <w:unhideWhenUsed/>
@@ -1612,12 +1924,13 @@
       <w:color w:val="272727" w:themeColor="text1" w:themeTint="D8"/>
     </w:rPr>
   </w:style>
-  <w:style w:type="character" w:default="1" w:styleId="a0">
+  <w:style w:type="character" w:default="1" w:styleId="DefaultParagraphFont">
     <w:name w:val="Default Paragraph Font"/>
     <w:uiPriority w:val="1"/>
+    <w:semiHidden/>
     <w:unhideWhenUsed/>
   </w:style>
-  <w:style w:type="table" w:default="1" w:styleId="a1">
+  <w:style w:type="table" w:default="1" w:styleId="TableNormal">
     <w:name w:val="Normal Table"/>
     <w:uiPriority w:val="99"/>
     <w:semiHidden/>
@@ -1632,16 +1945,16 @@
       </w:tblCellMar>
     </w:tblPr>
   </w:style>
-  <w:style w:type="numbering" w:default="1" w:styleId="a2">
+  <w:style w:type="numbering" w:default="1" w:styleId="NoList">
     <w:name w:val="No List"/>
     <w:uiPriority w:val="99"/>
     <w:semiHidden/>
     <w:unhideWhenUsed/>
   </w:style>
-  <w:style w:type="character" w:customStyle="1" w:styleId="10">
-    <w:name w:val="标题 1 字符"/>
-    <w:basedOn w:val="a0"/>
-    <w:link w:val="1"/>
+  <w:style w:type="character" w:customStyle="1" w:styleId="Heading1Char">
+    <w:name w:val="Heading 1 Char"/>
+    <w:basedOn w:val="DefaultParagraphFont"/>
+    <w:link w:val="Heading1"/>
     <w:uiPriority w:val="9"/>
     <w:rsid w:val="00362174"/>
     <w:rPr>
@@ -1651,10 +1964,10 @@
       <w:szCs w:val="40"/>
     </w:rPr>
   </w:style>
-  <w:style w:type="character" w:customStyle="1" w:styleId="20">
-    <w:name w:val="标题 2 字符"/>
-    <w:basedOn w:val="a0"/>
-    <w:link w:val="2"/>
+  <w:style w:type="character" w:customStyle="1" w:styleId="Heading2Char">
+    <w:name w:val="Heading 2 Char"/>
+    <w:basedOn w:val="DefaultParagraphFont"/>
+    <w:link w:val="Heading2"/>
     <w:uiPriority w:val="9"/>
     <w:semiHidden/>
     <w:rsid w:val="00362174"/>
@@ -1665,10 +1978,10 @@
       <w:szCs w:val="32"/>
     </w:rPr>
   </w:style>
-  <w:style w:type="character" w:customStyle="1" w:styleId="30">
-    <w:name w:val="标题 3 字符"/>
-    <w:basedOn w:val="a0"/>
-    <w:link w:val="3"/>
+  <w:style w:type="character" w:customStyle="1" w:styleId="Heading3Char">
+    <w:name w:val="Heading 3 Char"/>
+    <w:basedOn w:val="DefaultParagraphFont"/>
+    <w:link w:val="Heading3"/>
     <w:uiPriority w:val="9"/>
     <w:semiHidden/>
     <w:rsid w:val="00362174"/>
@@ -1679,10 +1992,10 @@
       <w:szCs w:val="28"/>
     </w:rPr>
   </w:style>
-  <w:style w:type="character" w:customStyle="1" w:styleId="40">
-    <w:name w:val="标题 4 字符"/>
-    <w:basedOn w:val="a0"/>
-    <w:link w:val="4"/>
+  <w:style w:type="character" w:customStyle="1" w:styleId="Heading4Char">
+    <w:name w:val="Heading 4 Char"/>
+    <w:basedOn w:val="DefaultParagraphFont"/>
+    <w:link w:val="Heading4"/>
     <w:uiPriority w:val="9"/>
     <w:semiHidden/>
     <w:rsid w:val="00362174"/>
@@ -1693,10 +2006,10 @@
       <w:color w:val="0F4761" w:themeColor="accent1" w:themeShade="BF"/>
     </w:rPr>
   </w:style>
-  <w:style w:type="character" w:customStyle="1" w:styleId="50">
-    <w:name w:val="标题 5 字符"/>
-    <w:basedOn w:val="a0"/>
-    <w:link w:val="5"/>
+  <w:style w:type="character" w:customStyle="1" w:styleId="Heading5Char">
+    <w:name w:val="Heading 5 Char"/>
+    <w:basedOn w:val="DefaultParagraphFont"/>
+    <w:link w:val="Heading5"/>
     <w:uiPriority w:val="9"/>
     <w:semiHidden/>
     <w:rsid w:val="00362174"/>
@@ -1705,10 +2018,10 @@
       <w:color w:val="0F4761" w:themeColor="accent1" w:themeShade="BF"/>
     </w:rPr>
   </w:style>
-  <w:style w:type="character" w:customStyle="1" w:styleId="60">
-    <w:name w:val="标题 6 字符"/>
-    <w:basedOn w:val="a0"/>
-    <w:link w:val="6"/>
+  <w:style w:type="character" w:customStyle="1" w:styleId="Heading6Char">
+    <w:name w:val="Heading 6 Char"/>
+    <w:basedOn w:val="DefaultParagraphFont"/>
+    <w:link w:val="Heading6"/>
     <w:uiPriority w:val="9"/>
     <w:semiHidden/>
     <w:rsid w:val="00362174"/>
@@ -1719,10 +2032,10 @@
       <w:color w:val="595959" w:themeColor="text1" w:themeTint="A6"/>
     </w:rPr>
   </w:style>
-  <w:style w:type="character" w:customStyle="1" w:styleId="70">
-    <w:name w:val="标题 7 字符"/>
-    <w:basedOn w:val="a0"/>
-    <w:link w:val="7"/>
+  <w:style w:type="character" w:customStyle="1" w:styleId="Heading7Char">
+    <w:name w:val="Heading 7 Char"/>
+    <w:basedOn w:val="DefaultParagraphFont"/>
+    <w:link w:val="Heading7"/>
     <w:uiPriority w:val="9"/>
     <w:semiHidden/>
     <w:rsid w:val="00362174"/>
@@ -1731,10 +2044,10 @@
       <w:color w:val="595959" w:themeColor="text1" w:themeTint="A6"/>
     </w:rPr>
   </w:style>
-  <w:style w:type="character" w:customStyle="1" w:styleId="80">
-    <w:name w:val="标题 8 字符"/>
-    <w:basedOn w:val="a0"/>
-    <w:link w:val="8"/>
+  <w:style w:type="character" w:customStyle="1" w:styleId="Heading8Char">
+    <w:name w:val="Heading 8 Char"/>
+    <w:basedOn w:val="DefaultParagraphFont"/>
+    <w:link w:val="Heading8"/>
     <w:uiPriority w:val="9"/>
     <w:semiHidden/>
     <w:rsid w:val="00362174"/>
@@ -1745,10 +2058,10 @@
       <w:color w:val="272727" w:themeColor="text1" w:themeTint="D8"/>
     </w:rPr>
   </w:style>
-  <w:style w:type="character" w:customStyle="1" w:styleId="90">
-    <w:name w:val="标题 9 字符"/>
-    <w:basedOn w:val="a0"/>
-    <w:link w:val="9"/>
+  <w:style w:type="character" w:customStyle="1" w:styleId="Heading9Char">
+    <w:name w:val="Heading 9 Char"/>
+    <w:basedOn w:val="DefaultParagraphFont"/>
+    <w:link w:val="Heading9"/>
     <w:uiPriority w:val="9"/>
     <w:semiHidden/>
     <w:rsid w:val="00362174"/>
@@ -1757,11 +2070,11 @@
       <w:color w:val="272727" w:themeColor="text1" w:themeTint="D8"/>
     </w:rPr>
   </w:style>
-  <w:style w:type="paragraph" w:styleId="a3">
+  <w:style w:type="paragraph" w:styleId="Title">
     <w:name w:val="Title"/>
-    <w:basedOn w:val="a"/>
-    <w:next w:val="a"/>
-    <w:link w:val="a4"/>
+    <w:basedOn w:val="Normal"/>
+    <w:next w:val="Normal"/>
+    <w:link w:val="TitleChar"/>
     <w:uiPriority w:val="10"/>
     <w:qFormat/>
     <w:rsid w:val="00362174"/>
@@ -1777,10 +2090,10 @@
       <w:szCs w:val="56"/>
     </w:rPr>
   </w:style>
-  <w:style w:type="character" w:customStyle="1" w:styleId="a4">
-    <w:name w:val="标题 字符"/>
-    <w:basedOn w:val="a0"/>
-    <w:link w:val="a3"/>
+  <w:style w:type="character" w:customStyle="1" w:styleId="TitleChar">
+    <w:name w:val="Title Char"/>
+    <w:basedOn w:val="DefaultParagraphFont"/>
+    <w:link w:val="Title"/>
     <w:uiPriority w:val="10"/>
     <w:rsid w:val="00362174"/>
     <w:rPr>
@@ -1791,11 +2104,11 @@
       <w:szCs w:val="56"/>
     </w:rPr>
   </w:style>
-  <w:style w:type="paragraph" w:styleId="a5">
+  <w:style w:type="paragraph" w:styleId="Subtitle">
     <w:name w:val="Subtitle"/>
-    <w:basedOn w:val="a"/>
-    <w:next w:val="a"/>
-    <w:link w:val="a6"/>
+    <w:basedOn w:val="Normal"/>
+    <w:next w:val="Normal"/>
+    <w:link w:val="SubtitleChar"/>
     <w:uiPriority w:val="11"/>
     <w:qFormat/>
     <w:rsid w:val="00362174"/>
@@ -1812,10 +2125,10 @@
       <w:szCs w:val="28"/>
     </w:rPr>
   </w:style>
-  <w:style w:type="character" w:customStyle="1" w:styleId="a6">
-    <w:name w:val="副标题 字符"/>
-    <w:basedOn w:val="a0"/>
-    <w:link w:val="a5"/>
+  <w:style w:type="character" w:customStyle="1" w:styleId="SubtitleChar">
+    <w:name w:val="Subtitle Char"/>
+    <w:basedOn w:val="DefaultParagraphFont"/>
+    <w:link w:val="Subtitle"/>
     <w:uiPriority w:val="11"/>
     <w:rsid w:val="00362174"/>
     <w:rPr>
@@ -1826,11 +2139,11 @@
       <w:szCs w:val="28"/>
     </w:rPr>
   </w:style>
-  <w:style w:type="paragraph" w:styleId="a7">
+  <w:style w:type="paragraph" w:styleId="Quote">
     <w:name w:val="Quote"/>
-    <w:basedOn w:val="a"/>
-    <w:next w:val="a"/>
-    <w:link w:val="a8"/>
+    <w:basedOn w:val="Normal"/>
+    <w:next w:val="Normal"/>
+    <w:link w:val="QuoteChar"/>
     <w:uiPriority w:val="29"/>
     <w:qFormat/>
     <w:rsid w:val="00362174"/>
@@ -1844,10 +2157,10 @@
       <w:color w:val="404040" w:themeColor="text1" w:themeTint="BF"/>
     </w:rPr>
   </w:style>
-  <w:style w:type="character" w:customStyle="1" w:styleId="a8">
-    <w:name w:val="引用 字符"/>
-    <w:basedOn w:val="a0"/>
-    <w:link w:val="a7"/>
+  <w:style w:type="character" w:customStyle="1" w:styleId="QuoteChar">
+    <w:name w:val="Quote Char"/>
+    <w:basedOn w:val="DefaultParagraphFont"/>
+    <w:link w:val="Quote"/>
     <w:uiPriority w:val="29"/>
     <w:rsid w:val="00362174"/>
     <w:rPr>
@@ -1856,9 +2169,9 @@
       <w:color w:val="404040" w:themeColor="text1" w:themeTint="BF"/>
     </w:rPr>
   </w:style>
-  <w:style w:type="paragraph" w:styleId="a9">
+  <w:style w:type="paragraph" w:styleId="ListParagraph">
     <w:name w:val="List Paragraph"/>
-    <w:basedOn w:val="a"/>
+    <w:basedOn w:val="Normal"/>
     <w:uiPriority w:val="34"/>
     <w:qFormat/>
     <w:rsid w:val="00362174"/>
@@ -1867,9 +2180,9 @@
       <w:contextualSpacing/>
     </w:pPr>
   </w:style>
-  <w:style w:type="character" w:styleId="aa">
+  <w:style w:type="character" w:styleId="IntenseEmphasis">
     <w:name w:val="Intense Emphasis"/>
-    <w:basedOn w:val="a0"/>
+    <w:basedOn w:val="DefaultParagraphFont"/>
     <w:uiPriority w:val="21"/>
     <w:qFormat/>
     <w:rsid w:val="00362174"/>
@@ -1879,11 +2192,11 @@
       <w:color w:val="0F4761" w:themeColor="accent1" w:themeShade="BF"/>
     </w:rPr>
   </w:style>
-  <w:style w:type="paragraph" w:styleId="ab">
+  <w:style w:type="paragraph" w:styleId="IntenseQuote">
     <w:name w:val="Intense Quote"/>
-    <w:basedOn w:val="a"/>
-    <w:next w:val="a"/>
-    <w:link w:val="ac"/>
+    <w:basedOn w:val="Normal"/>
+    <w:next w:val="Normal"/>
+    <w:link w:val="IntenseQuoteChar"/>
     <w:uiPriority w:val="30"/>
     <w:qFormat/>
     <w:rsid w:val="00362174"/>
@@ -1902,10 +2215,10 @@
       <w:color w:val="0F4761" w:themeColor="accent1" w:themeShade="BF"/>
     </w:rPr>
   </w:style>
-  <w:style w:type="character" w:customStyle="1" w:styleId="ac">
-    <w:name w:val="明显引用 字符"/>
-    <w:basedOn w:val="a0"/>
-    <w:link w:val="ab"/>
+  <w:style w:type="character" w:customStyle="1" w:styleId="IntenseQuoteChar">
+    <w:name w:val="Intense Quote Char"/>
+    <w:basedOn w:val="DefaultParagraphFont"/>
+    <w:link w:val="IntenseQuote"/>
     <w:uiPriority w:val="30"/>
     <w:rsid w:val="00362174"/>
     <w:rPr>
@@ -1914,9 +2227,9 @@
       <w:color w:val="0F4761" w:themeColor="accent1" w:themeShade="BF"/>
     </w:rPr>
   </w:style>
-  <w:style w:type="character" w:styleId="ad">
+  <w:style w:type="character" w:styleId="IntenseReference">
     <w:name w:val="Intense Reference"/>
-    <w:basedOn w:val="a0"/>
+    <w:basedOn w:val="DefaultParagraphFont"/>
     <w:uiPriority w:val="32"/>
     <w:qFormat/>
     <w:rsid w:val="00362174"/>
@@ -1928,9 +2241,9 @@
       <w:spacing w:val="5"/>
     </w:rPr>
   </w:style>
-  <w:style w:type="table" w:styleId="ae">
+  <w:style w:type="table" w:styleId="TableGrid">
     <w:name w:val="Table Grid"/>
-    <w:basedOn w:val="a1"/>
+    <w:basedOn w:val="TableNormal"/>
     <w:uiPriority w:val="39"/>
     <w:rsid w:val="009F696C"/>
     <w:pPr>

--- a/Feature select.docx
+++ b/Feature select.docx
@@ -9,7 +9,7 @@
     </w:p>
     <w:tbl>
       <w:tblPr>
-        <w:tblStyle w:val="TableGrid"/>
+        <w:tblStyle w:val="ae"/>
         <w:tblW w:w="0" w:type="auto"/>
         <w:tblLook w:val="04A0" w:firstRow="1" w:lastRow="0" w:firstColumn="1" w:lastColumn="0" w:noHBand="0" w:noVBand="1"/>
       </w:tblPr>
@@ -27,16 +27,18 @@
           <w:p>
             <w:pPr>
               <w:rPr>
+                <w:rFonts w:hint="eastAsia"/>
                 <w:b/>
                 <w:bCs/>
               </w:rPr>
             </w:pPr>
             <w:r>
               <w:rPr>
+                <w:rFonts w:hint="eastAsia"/>
                 <w:b/>
                 <w:bCs/>
               </w:rPr>
-              <w:t>Type</w:t>
+              <w:t>v</w:t>
             </w:r>
           </w:p>
         </w:tc>
@@ -604,7 +606,6 @@
       </w:r>
     </w:p>
     <w:p>
-      <w:proofErr w:type="spellStart"/>
       <w:r>
         <w:rPr>
           <w:highlight w:val="yellow"/>
@@ -615,32 +616,62 @@
         <w:rPr>
           <w:highlight w:val="yellow"/>
         </w:rPr>
-        <w:t>nundation_c</w:t>
-      </w:r>
+        <w:t>nundation_calgary.tif</w:t>
+      </w:r>
+    </w:p>
+    <w:p>
+      <w:r>
+        <w:t xml:space="preserve">Feature </w:t>
+      </w:r>
+      <w:r>
+        <w:t>Data:</w:t>
+      </w:r>
+    </w:p>
+    <w:p>
       <w:r>
         <w:rPr>
           <w:highlight w:val="yellow"/>
         </w:rPr>
-        <w:t>algary</w:t>
+        <w:t>c</w:t>
       </w:r>
       <w:r>
         <w:rPr>
           <w:highlight w:val="yellow"/>
         </w:rPr>
+        <w:t>algary_boundary</w:t>
+      </w:r>
+      <w:r>
+        <w:t>.shp</w:t>
+      </w:r>
+    </w:p>
+    <w:p>
+      <w:r>
+        <w:t xml:space="preserve">Slc_boundary </w:t>
+      </w:r>
+    </w:p>
+    <w:p>
+      <w:r>
+        <w:rPr>
+          <w:highlight w:val="yellow"/>
+        </w:rPr>
+        <w:t>c</w:t>
+      </w:r>
+      <w:r>
+        <w:rPr>
+          <w:highlight w:val="yellow"/>
+        </w:rPr>
+        <w:t>algary_dem</w:t>
+      </w:r>
+      <w:r>
         <w:t>.tif</w:t>
       </w:r>
-      <w:proofErr w:type="spellEnd"/>
-    </w:p>
-    <w:p>
-      <w:r>
-        <w:t xml:space="preserve">Feature </w:t>
-      </w:r>
-      <w:r>
-        <w:t>Data:</w:t>
-      </w:r>
-    </w:p>
-    <w:p>
-      <w:proofErr w:type="spellStart"/>
+    </w:p>
+    <w:p>
+      <w:r>
+        <w:t>Slc_dem</w:t>
+      </w:r>
+    </w:p>
+    <w:p>
       <w:r>
         <w:rPr>
           <w:highlight w:val="yellow"/>
@@ -651,25 +682,48 @@
         <w:rPr>
           <w:highlight w:val="yellow"/>
         </w:rPr>
-        <w:t>algary_boundary</w:t>
-      </w:r>
-      <w:r>
+        <w:t>algary_buil</w:t>
+      </w:r>
+      <w:r>
+        <w:rPr>
+          <w:highlight w:val="yellow"/>
+        </w:rPr>
+        <w:t>ding.shp</w:t>
+      </w:r>
+    </w:p>
+    <w:p>
+      <w:pPr>
+        <w:rPr>
+          <w:rFonts w:hint="eastAsia"/>
+        </w:rPr>
+      </w:pPr>
+      <w:r>
+        <w:rPr>
+          <w:highlight w:val="yellow"/>
+        </w:rPr>
+        <w:t>c</w:t>
+      </w:r>
+      <w:r>
+        <w:rPr>
+          <w:highlight w:val="yellow"/>
+        </w:rPr>
+        <w:t>algary_</w:t>
+      </w:r>
+      <w:r>
+        <w:rPr>
+          <w:rFonts w:hint="eastAsia"/>
+          <w:highlight w:val="yellow"/>
+        </w:rPr>
+        <w:t>waterways</w:t>
+      </w:r>
+      <w:r>
+        <w:rPr>
+          <w:highlight w:val="yellow"/>
+        </w:rPr>
         <w:t>.shp</w:t>
       </w:r>
-      <w:proofErr w:type="spellEnd"/>
-    </w:p>
-    <w:p>
-      <w:proofErr w:type="spellStart"/>
-      <w:r>
-        <w:t>Slc_boundary</w:t>
-      </w:r>
-      <w:proofErr w:type="spellEnd"/>
-      <w:r>
-        <w:t xml:space="preserve"> </w:t>
-      </w:r>
-    </w:p>
-    <w:p>
-      <w:proofErr w:type="spellStart"/>
+    </w:p>
+    <w:p>
       <w:r>
         <w:rPr>
           <w:highlight w:val="yellow"/>
@@ -680,201 +734,125 @@
         <w:rPr>
           <w:highlight w:val="yellow"/>
         </w:rPr>
-        <w:t>algary_dem</w:t>
-      </w:r>
-      <w:r>
-        <w:t>.tif</w:t>
-      </w:r>
-      <w:proofErr w:type="spellEnd"/>
-    </w:p>
-    <w:p>
-      <w:proofErr w:type="spellStart"/>
-      <w:r>
-        <w:t>Slc_dem</w:t>
-      </w:r>
-      <w:proofErr w:type="spellEnd"/>
-    </w:p>
-    <w:p>
-      <w:proofErr w:type="spellStart"/>
+        <w:t>algary_</w:t>
+      </w:r>
       <w:r>
         <w:rPr>
           <w:highlight w:val="yellow"/>
         </w:rPr>
+        <w:t>surf_</w:t>
+      </w:r>
+      <w:r>
+        <w:rPr>
+          <w:highlight w:val="yellow"/>
+        </w:rPr>
+        <w:t>wat</w:t>
+      </w:r>
+      <w:r>
+        <w:rPr>
+          <w:highlight w:val="yellow"/>
+        </w:rPr>
+        <w:t>er</w:t>
+      </w:r>
+      <w:r>
+        <w:rPr>
+          <w:highlight w:val="yellow"/>
+        </w:rPr>
+        <w:t>_</w:t>
+      </w:r>
+      <w:r>
+        <w:rPr>
+          <w:highlight w:val="yellow"/>
+        </w:rPr>
+        <w:t>tif</w:t>
+      </w:r>
+    </w:p>
+    <w:p>
+      <w:r>
+        <w:t>Slc_buil_osm</w:t>
+      </w:r>
+    </w:p>
+    <w:p>
+      <w:r>
+        <w:t>Slc_wat_osm</w:t>
+      </w:r>
+    </w:p>
+    <w:p>
+      <w:r>
+        <w:t>Slc_Land_cover_NLCD</w:t>
+      </w:r>
+    </w:p>
+    <w:p>
+      <w:r>
+        <w:rPr>
+          <w:highlight w:val="yellow"/>
+        </w:rPr>
         <w:t>c</w:t>
       </w:r>
       <w:r>
         <w:rPr>
           <w:highlight w:val="yellow"/>
         </w:rPr>
-        <w:t>algary_buil</w:t>
+        <w:t>algary_</w:t>
       </w:r>
       <w:r>
         <w:rPr>
           <w:highlight w:val="yellow"/>
         </w:rPr>
-        <w:t>ding.shp</w:t>
-      </w:r>
-      <w:proofErr w:type="spellEnd"/>
-    </w:p>
-    <w:p>
-      <w:proofErr w:type="spellStart"/>
+        <w:t>land</w:t>
+      </w:r>
       <w:r>
         <w:rPr>
           <w:highlight w:val="yellow"/>
         </w:rPr>
+        <w:t>cover</w:t>
+      </w:r>
+      <w:r>
+        <w:rPr>
+          <w:highlight w:val="yellow"/>
+        </w:rPr>
+        <w:t>.</w:t>
+      </w:r>
+      <w:r>
+        <w:rPr>
+          <w:highlight w:val="yellow"/>
+        </w:rPr>
+        <w:t>geojson</w:t>
+      </w:r>
+      <w:r>
+        <w:t xml:space="preserve"> (LC_CAT)</w:t>
+      </w:r>
+    </w:p>
+    <w:p>
+      <w:r>
+        <w:rPr>
+          <w:highlight w:val="yellow"/>
+        </w:rPr>
         <w:t>c</w:t>
       </w:r>
       <w:r>
         <w:rPr>
           <w:highlight w:val="yellow"/>
         </w:rPr>
-        <w:t>algary_</w:t>
+        <w:t>algary_Imp_surf</w:t>
       </w:r>
       <w:r>
         <w:rPr>
           <w:highlight w:val="yellow"/>
         </w:rPr>
-        <w:t>surf_</w:t>
+        <w:t>.</w:t>
       </w:r>
       <w:r>
         <w:rPr>
           <w:highlight w:val="yellow"/>
         </w:rPr>
-        <w:t>wat</w:t>
-      </w:r>
-      <w:r>
-        <w:rPr>
-          <w:highlight w:val="yellow"/>
-        </w:rPr>
-        <w:t>er</w:t>
-      </w:r>
-      <w:r>
-        <w:rPr>
-          <w:highlight w:val="yellow"/>
-        </w:rPr>
-        <w:t>_</w:t>
-      </w:r>
-      <w:r>
-        <w:rPr>
-          <w:highlight w:val="yellow"/>
-        </w:rPr>
-        <w:t>tif</w:t>
-      </w:r>
-      <w:proofErr w:type="spellEnd"/>
-    </w:p>
-    <w:p>
-      <w:proofErr w:type="spellStart"/>
-      <w:r>
-        <w:t>Slc_buil_osm</w:t>
-      </w:r>
-      <w:proofErr w:type="spellEnd"/>
-    </w:p>
-    <w:p>
-      <w:proofErr w:type="spellStart"/>
-      <w:r>
-        <w:t>Slc_wat_osm</w:t>
-      </w:r>
-      <w:proofErr w:type="spellEnd"/>
-    </w:p>
-    <w:p>
-      <w:proofErr w:type="spellStart"/>
-      <w:r>
-        <w:t>Slc_Land_cover_NLCD</w:t>
-      </w:r>
-      <w:proofErr w:type="spellEnd"/>
-    </w:p>
-    <w:p>
-      <w:proofErr w:type="spellStart"/>
-      <w:r>
-        <w:rPr>
-          <w:highlight w:val="yellow"/>
-        </w:rPr>
-        <w:t>c</w:t>
-      </w:r>
-      <w:r>
-        <w:rPr>
-          <w:highlight w:val="yellow"/>
-        </w:rPr>
-        <w:t>algary_</w:t>
-      </w:r>
-      <w:proofErr w:type="gramStart"/>
-      <w:r>
-        <w:rPr>
-          <w:highlight w:val="yellow"/>
-        </w:rPr>
-        <w:t>land</w:t>
-      </w:r>
-      <w:r>
-        <w:rPr>
-          <w:highlight w:val="yellow"/>
-        </w:rPr>
-        <w:t>cover</w:t>
-      </w:r>
-      <w:r>
-        <w:rPr>
-          <w:highlight w:val="yellow"/>
-        </w:rPr>
-        <w:t>.</w:t>
-      </w:r>
-      <w:r>
-        <w:rPr>
-          <w:highlight w:val="yellow"/>
-        </w:rPr>
         <w:t>geojson</w:t>
       </w:r>
-      <w:proofErr w:type="spellEnd"/>
-      <w:proofErr w:type="gramEnd"/>
-      <w:r>
-        <w:t xml:space="preserve"> (LC_CAT)</w:t>
-      </w:r>
-    </w:p>
-    <w:p>
-      <w:r>
-        <w:t xml:space="preserve">Check </w:t>
-      </w:r>
-    </w:p>
-    <w:p>
-      <w:proofErr w:type="spellStart"/>
-      <w:r>
-        <w:rPr>
-          <w:highlight w:val="yellow"/>
-        </w:rPr>
-        <w:t>c</w:t>
-      </w:r>
-      <w:r>
-        <w:rPr>
-          <w:highlight w:val="yellow"/>
-        </w:rPr>
-        <w:t>algary_Imp_</w:t>
-      </w:r>
-      <w:proofErr w:type="gramStart"/>
-      <w:r>
-        <w:rPr>
-          <w:highlight w:val="yellow"/>
-        </w:rPr>
-        <w:t>surf</w:t>
-      </w:r>
-      <w:r>
-        <w:rPr>
-          <w:highlight w:val="yellow"/>
-        </w:rPr>
-        <w:t>.</w:t>
-      </w:r>
-      <w:r>
-        <w:rPr>
-          <w:highlight w:val="yellow"/>
-        </w:rPr>
-        <w:t>geojson</w:t>
-      </w:r>
-      <w:proofErr w:type="spellEnd"/>
-      <w:proofErr w:type="gramEnd"/>
-    </w:p>
-    <w:p>
-      <w:proofErr w:type="spellStart"/>
+    </w:p>
+    <w:p>
       <w:r>
         <w:t>Slc_Imp_surf</w:t>
       </w:r>
-      <w:proofErr w:type="spellEnd"/>
     </w:p>
     <w:p/>
     <w:p/>
@@ -891,29 +869,49 @@
         <w:lastRenderedPageBreak/>
         <w:t xml:space="preserve">Workflow </w:t>
       </w:r>
-      <w:r>
-        <w:rPr>
-          <w:rFonts w:hint="eastAsia"/>
-        </w:rPr>
-        <w:t xml:space="preserve">(make sure each step can be </w:t>
-      </w:r>
-      <w:proofErr w:type="spellStart"/>
-      <w:r>
-        <w:rPr>
-          <w:rFonts w:hint="eastAsia"/>
-        </w:rPr>
-        <w:t>reproduc</w:t>
+    </w:p>
+    <w:p>
+      <w:pPr>
+        <w:rPr>
+          <w:rFonts w:hint="eastAsia"/>
+        </w:rPr>
+      </w:pPr>
+      <w:r>
+        <w:rPr>
+          <w:rFonts w:hint="eastAsia"/>
+        </w:rPr>
+        <w:t xml:space="preserve">Coding </w:t>
+      </w:r>
+      <w:r>
+        <w:t>requirement</w:t>
+      </w:r>
+      <w:r>
+        <w:rPr>
+          <w:rFonts w:hint="eastAsia"/>
+        </w:rPr>
+        <w:t xml:space="preserve"> </w:t>
+      </w:r>
+      <w:r>
+        <w:rPr>
+          <w:rFonts w:hint="eastAsia"/>
+        </w:rPr>
+        <w:t>(make sure each step can be reproduc</w:t>
       </w:r>
       <w:r>
         <w:t>able</w:t>
       </w:r>
-      <w:proofErr w:type="spellEnd"/>
       <w:r>
         <w:rPr>
           <w:rFonts w:hint="eastAsia"/>
         </w:rPr>
         <w:t>)</w:t>
       </w:r>
+      <w:r>
+        <w:rPr>
+          <w:rFonts w:hint="eastAsia"/>
+        </w:rPr>
+        <w:t xml:space="preserve"> (all codes in R, qmd file, each step has code chunk with clear comments, and markdown explanation, discussion, and layout) (create and save the qmd file)</w:t>
+      </w:r>
     </w:p>
     <w:p>
       <w:r>
@@ -947,21 +945,7 @@
         <w:rPr>
           <w:rFonts w:hint="eastAsia"/>
         </w:rPr>
-        <w:t xml:space="preserve"> </w:t>
-      </w:r>
-      <w:proofErr w:type="spellStart"/>
-      <w:r>
-        <w:rPr>
-          <w:rFonts w:hint="eastAsia"/>
-        </w:rPr>
-        <w:t>shp</w:t>
-      </w:r>
-      <w:proofErr w:type="spellEnd"/>
-      <w:r>
-        <w:rPr>
-          <w:rFonts w:hint="eastAsia"/>
-        </w:rPr>
-        <w:t xml:space="preserve"> file, set the grid size as </w:t>
+        <w:t xml:space="preserve"> shp file, set the grid size as </w:t>
       </w:r>
       <w:r>
         <w:rPr>
@@ -973,49 +957,7 @@
         <w:rPr>
           <w:rFonts w:hint="eastAsia"/>
         </w:rPr>
-        <w:t xml:space="preserve"> m. Make sure to keep the same </w:t>
-      </w:r>
-      <w:proofErr w:type="spellStart"/>
-      <w:r>
-        <w:rPr>
-          <w:rFonts w:hint="eastAsia"/>
-        </w:rPr>
-        <w:t>crs</w:t>
-      </w:r>
-      <w:proofErr w:type="spellEnd"/>
-      <w:r>
-        <w:rPr>
-          <w:rFonts w:hint="eastAsia"/>
-        </w:rPr>
-        <w:t xml:space="preserve">. Choose </w:t>
-      </w:r>
-      <w:proofErr w:type="spellStart"/>
-      <w:r>
-        <w:rPr>
-          <w:rFonts w:hint="eastAsia"/>
-        </w:rPr>
-        <w:t>crs</w:t>
-      </w:r>
-      <w:proofErr w:type="spellEnd"/>
-      <w:r>
-        <w:rPr>
-          <w:rFonts w:hint="eastAsia"/>
-        </w:rPr>
-        <w:t xml:space="preserve"> as the local </w:t>
-      </w:r>
-      <w:proofErr w:type="spellStart"/>
-      <w:r>
-        <w:rPr>
-          <w:rFonts w:hint="eastAsia"/>
-        </w:rPr>
-        <w:t>crs</w:t>
-      </w:r>
-      <w:proofErr w:type="spellEnd"/>
-      <w:r>
-        <w:rPr>
-          <w:rFonts w:hint="eastAsia"/>
-        </w:rPr>
-        <w:t xml:space="preserve"> for Calgary.</w:t>
+        <w:t xml:space="preserve"> m. Make sure to keep the same crs. Choose crs as the local crs for Calgary.</w:t>
       </w:r>
       <w:r>
         <w:rPr>
@@ -1037,7 +979,6 @@
         </w:rPr>
         <w:t xml:space="preserve">Use </w:t>
       </w:r>
-      <w:proofErr w:type="spellStart"/>
       <w:r>
         <w:rPr>
           <w:b/>
@@ -1051,16 +992,7 @@
           <w:b/>
           <w:bCs/>
         </w:rPr>
-        <w:t>.tif</w:t>
-      </w:r>
-      <w:proofErr w:type="spellEnd"/>
-      <w:r>
-        <w:rPr>
-          <w:rFonts w:hint="eastAsia"/>
-          <w:b/>
-          <w:bCs/>
-        </w:rPr>
-        <w:t xml:space="preserve"> </w:t>
+        <w:t xml:space="preserve">.tif </w:t>
       </w:r>
       <w:r>
         <w:rPr>
@@ -1081,24 +1013,15 @@
         <w:rPr>
           <w:rFonts w:hint="eastAsia"/>
         </w:rPr>
-        <w:t xml:space="preserve">, other is </w:t>
-      </w:r>
-      <w:proofErr w:type="spellStart"/>
-      <w:r>
-        <w:rPr>
-          <w:rFonts w:hint="eastAsia"/>
-        </w:rPr>
-        <w:t>nodata</w:t>
-      </w:r>
-      <w:proofErr w:type="spellEnd"/>
-      <w:r>
-        <w:rPr>
-          <w:rFonts w:hint="eastAsia"/>
-        </w:rPr>
-        <w:t>. Calculate the percentage of inundation cells in gird (fishnet), exceeding (&gt;=) 0.3 will be 1 (true, inundation), &lt; 0.3 will be 0 (false, no-inundation).</w:t>
-      </w:r>
-    </w:p>
-    <w:p>
+        <w:t>, other is nodata. Calculate the percentage of inundation cells in gird (fishnet), exceeding (&gt;=) 0.3 will be 1 (true, inundation), &lt; 0.3 will be 0 (false, no-inundation).</w:t>
+      </w:r>
+    </w:p>
+    <w:p>
+      <w:pPr>
+        <w:rPr>
+          <w:rFonts w:hint="eastAsia"/>
+        </w:rPr>
+      </w:pPr>
       <w:r>
         <w:rPr>
           <w:rFonts w:hint="eastAsia"/>
@@ -1112,19 +1035,714 @@
         <w:t>data are on data folder.</w:t>
       </w:r>
     </w:p>
-    <w:p>
-      <w:r>
-        <w:rPr>
-          <w:rFonts w:hint="eastAsia"/>
-        </w:rPr>
-        <w:t>3.1</w:t>
-      </w:r>
-    </w:p>
-    <w:p>
-      <w:r>
-        <w:rPr>
-          <w:rFonts w:hint="eastAsia"/>
-        </w:rPr>
+    <w:tbl>
+      <w:tblPr>
+        <w:tblStyle w:val="ae"/>
+        <w:tblW w:w="0" w:type="auto"/>
+        <w:tblLook w:val="04A0" w:firstRow="1" w:lastRow="0" w:firstColumn="1" w:lastColumn="0" w:noHBand="0" w:noVBand="1"/>
+      </w:tblPr>
+      <w:tblGrid>
+        <w:gridCol w:w="1696"/>
+        <w:gridCol w:w="3119"/>
+        <w:gridCol w:w="4535"/>
+      </w:tblGrid>
+      <w:tr>
+        <w:tc>
+          <w:tcPr>
+            <w:tcW w:w="1696" w:type="dxa"/>
+            <w:shd w:val="clear" w:color="auto" w:fill="E8E8E8" w:themeFill="background2"/>
+          </w:tcPr>
+          <w:p>
+            <w:pPr>
+              <w:rPr>
+                <w:b/>
+                <w:bCs/>
+              </w:rPr>
+            </w:pPr>
+            <w:r>
+              <w:rPr>
+                <w:b/>
+                <w:bCs/>
+              </w:rPr>
+              <w:t>Type</w:t>
+            </w:r>
+          </w:p>
+        </w:tc>
+        <w:tc>
+          <w:tcPr>
+            <w:tcW w:w="3119" w:type="dxa"/>
+            <w:shd w:val="clear" w:color="auto" w:fill="E8E8E8" w:themeFill="background2"/>
+          </w:tcPr>
+          <w:p>
+            <w:pPr>
+              <w:rPr>
+                <w:b/>
+                <w:bCs/>
+              </w:rPr>
+            </w:pPr>
+            <w:r>
+              <w:rPr>
+                <w:b/>
+                <w:bCs/>
+              </w:rPr>
+              <w:t>Feature</w:t>
+            </w:r>
+          </w:p>
+        </w:tc>
+        <w:tc>
+          <w:tcPr>
+            <w:tcW w:w="4535" w:type="dxa"/>
+            <w:shd w:val="clear" w:color="auto" w:fill="E8E8E8" w:themeFill="background2"/>
+          </w:tcPr>
+          <w:p>
+            <w:pPr>
+              <w:rPr>
+                <w:b/>
+                <w:bCs/>
+              </w:rPr>
+            </w:pPr>
+            <w:r>
+              <w:rPr>
+                <w:b/>
+                <w:bCs/>
+              </w:rPr>
+              <w:t>Data Source</w:t>
+            </w:r>
+          </w:p>
+        </w:tc>
+      </w:tr>
+      <w:tr>
+        <w:tc>
+          <w:tcPr>
+            <w:tcW w:w="1696" w:type="dxa"/>
+          </w:tcPr>
+          <w:p>
+            <w:r>
+              <w:t xml:space="preserve">Topography </w:t>
+            </w:r>
+          </w:p>
+        </w:tc>
+        <w:tc>
+          <w:tcPr>
+            <w:tcW w:w="3119" w:type="dxa"/>
+          </w:tcPr>
+          <w:p>
+            <w:r>
+              <w:t xml:space="preserve">Mean elevation </w:t>
+            </w:r>
+          </w:p>
+        </w:tc>
+        <w:tc>
+          <w:tcPr>
+            <w:tcW w:w="4535" w:type="dxa"/>
+          </w:tcPr>
+          <w:p>
+            <w:r>
+              <w:t>calgary_dem.tif</w:t>
+            </w:r>
+          </w:p>
+        </w:tc>
+      </w:tr>
+      <w:tr>
+        <w:tc>
+          <w:tcPr>
+            <w:tcW w:w="1696" w:type="dxa"/>
+          </w:tcPr>
+          <w:p/>
+        </w:tc>
+        <w:tc>
+          <w:tcPr>
+            <w:tcW w:w="3119" w:type="dxa"/>
+          </w:tcPr>
+          <w:p>
+            <w:r>
+              <w:t>Min. elevation</w:t>
+            </w:r>
+          </w:p>
+        </w:tc>
+        <w:tc>
+          <w:tcPr>
+            <w:tcW w:w="4535" w:type="dxa"/>
+          </w:tcPr>
+          <w:p>
+            <w:r>
+              <w:t>calgary_dem.tif</w:t>
+            </w:r>
+          </w:p>
+        </w:tc>
+      </w:tr>
+      <w:tr>
+        <w:tc>
+          <w:tcPr>
+            <w:tcW w:w="1696" w:type="dxa"/>
+          </w:tcPr>
+          <w:p/>
+        </w:tc>
+        <w:tc>
+          <w:tcPr>
+            <w:tcW w:w="3119" w:type="dxa"/>
+          </w:tcPr>
+          <w:p>
+            <w:r>
+              <w:t>Elevation range</w:t>
+            </w:r>
+          </w:p>
+        </w:tc>
+        <w:tc>
+          <w:tcPr>
+            <w:tcW w:w="4535" w:type="dxa"/>
+          </w:tcPr>
+          <w:p>
+            <w:r>
+              <w:t>calgary_dem.tif</w:t>
+            </w:r>
+          </w:p>
+        </w:tc>
+      </w:tr>
+      <w:tr>
+        <w:tc>
+          <w:tcPr>
+            <w:tcW w:w="1696" w:type="dxa"/>
+          </w:tcPr>
+          <w:p/>
+        </w:tc>
+        <w:tc>
+          <w:tcPr>
+            <w:tcW w:w="3119" w:type="dxa"/>
+          </w:tcPr>
+          <w:p>
+            <w:r>
+              <w:t>Mean slope</w:t>
+            </w:r>
+          </w:p>
+        </w:tc>
+        <w:tc>
+          <w:tcPr>
+            <w:tcW w:w="4535" w:type="dxa"/>
+          </w:tcPr>
+          <w:p>
+            <w:r>
+              <w:t>calgary_dem.tif</w:t>
+            </w:r>
+          </w:p>
+        </w:tc>
+      </w:tr>
+      <w:tr>
+        <w:tc>
+          <w:tcPr>
+            <w:tcW w:w="1696" w:type="dxa"/>
+          </w:tcPr>
+          <w:p/>
+        </w:tc>
+        <w:tc>
+          <w:tcPr>
+            <w:tcW w:w="3119" w:type="dxa"/>
+          </w:tcPr>
+          <w:p>
+            <w:r>
+              <w:t>Max slope</w:t>
+            </w:r>
+          </w:p>
+        </w:tc>
+        <w:tc>
+          <w:tcPr>
+            <w:tcW w:w="4535" w:type="dxa"/>
+          </w:tcPr>
+          <w:p>
+            <w:r>
+              <w:t>calgary_dem.tif</w:t>
+            </w:r>
+          </w:p>
+        </w:tc>
+      </w:tr>
+      <w:tr>
+        <w:tc>
+          <w:tcPr>
+            <w:tcW w:w="1696" w:type="dxa"/>
+          </w:tcPr>
+          <w:p/>
+        </w:tc>
+        <w:tc>
+          <w:tcPr>
+            <w:tcW w:w="3119" w:type="dxa"/>
+          </w:tcPr>
+          <w:p>
+            <w:r>
+              <w:t>Std. of elevation</w:t>
+            </w:r>
+          </w:p>
+        </w:tc>
+        <w:tc>
+          <w:tcPr>
+            <w:tcW w:w="4535" w:type="dxa"/>
+          </w:tcPr>
+          <w:p>
+            <w:r>
+              <w:t>calgary_dem.tif</w:t>
+            </w:r>
+          </w:p>
+        </w:tc>
+      </w:tr>
+      <w:tr>
+        <w:tc>
+          <w:tcPr>
+            <w:tcW w:w="1696" w:type="dxa"/>
+          </w:tcPr>
+          <w:p>
+            <w:r>
+              <w:t>Hydrology</w:t>
+            </w:r>
+          </w:p>
+        </w:tc>
+        <w:tc>
+          <w:tcPr>
+            <w:tcW w:w="3119" w:type="dxa"/>
+          </w:tcPr>
+          <w:p>
+            <w:r>
+              <w:t>Dist. to nearest stream</w:t>
+            </w:r>
+          </w:p>
+        </w:tc>
+        <w:tc>
+          <w:tcPr>
+            <w:tcW w:w="4535" w:type="dxa"/>
+          </w:tcPr>
+          <w:p>
+            <w:r>
+              <w:t>calgary_waterways.shp</w:t>
+            </w:r>
+          </w:p>
+        </w:tc>
+      </w:tr>
+      <w:tr>
+        <w:tc>
+          <w:tcPr>
+            <w:tcW w:w="1696" w:type="dxa"/>
+          </w:tcPr>
+          <w:p/>
+        </w:tc>
+        <w:tc>
+          <w:tcPr>
+            <w:tcW w:w="3119" w:type="dxa"/>
+          </w:tcPr>
+          <w:p>
+            <w:r>
+              <w:t xml:space="preserve">Water </w:t>
+            </w:r>
+            <w:r>
+              <w:rPr>
+                <w:rFonts w:hint="eastAsia"/>
+              </w:rPr>
+              <w:t>cover</w:t>
+            </w:r>
+            <w:r>
+              <w:t xml:space="preserve"> area</w:t>
+            </w:r>
+          </w:p>
+        </w:tc>
+        <w:tc>
+          <w:tcPr>
+            <w:tcW w:w="4535" w:type="dxa"/>
+          </w:tcPr>
+          <w:p>
+            <w:r>
+              <w:t>calgary_surf_water_tif</w:t>
+            </w:r>
+          </w:p>
+        </w:tc>
+      </w:tr>
+      <w:tr>
+        <w:tc>
+          <w:tcPr>
+            <w:tcW w:w="1696" w:type="dxa"/>
+          </w:tcPr>
+          <w:p/>
+        </w:tc>
+        <w:tc>
+          <w:tcPr>
+            <w:tcW w:w="3119" w:type="dxa"/>
+          </w:tcPr>
+          <w:p>
+            <w:r>
+              <w:t>River Density</w:t>
+            </w:r>
+            <w:r>
+              <w:t xml:space="preserve"> </w:t>
+            </w:r>
+          </w:p>
+        </w:tc>
+        <w:tc>
+          <w:tcPr>
+            <w:tcW w:w="4535" w:type="dxa"/>
+          </w:tcPr>
+          <w:p>
+            <w:r>
+              <w:t>calgary_waterway</w:t>
+            </w:r>
+            <w:r>
+              <w:rPr>
+                <w:rFonts w:hint="eastAsia"/>
+              </w:rPr>
+              <w:t>s</w:t>
+            </w:r>
+            <w:r>
+              <w:t>.shp</w:t>
+            </w:r>
+          </w:p>
+        </w:tc>
+      </w:tr>
+      <w:tr>
+        <w:tc>
+          <w:tcPr>
+            <w:tcW w:w="1696" w:type="dxa"/>
+          </w:tcPr>
+          <w:p>
+            <w:r>
+              <w:t xml:space="preserve">Water </w:t>
+            </w:r>
+            <w:r>
+              <w:rPr>
+                <w:rFonts w:hint="eastAsia"/>
+              </w:rPr>
+              <w:t>S</w:t>
+            </w:r>
+            <w:r>
+              <w:t xml:space="preserve">hed </w:t>
+            </w:r>
+            <w:r>
+              <w:rPr>
+                <w:rFonts w:hint="eastAsia"/>
+              </w:rPr>
+              <w:t>F</w:t>
+            </w:r>
+            <w:r>
+              <w:t>eature</w:t>
+            </w:r>
+          </w:p>
+        </w:tc>
+        <w:tc>
+          <w:tcPr>
+            <w:tcW w:w="3119" w:type="dxa"/>
+          </w:tcPr>
+          <w:p>
+            <w:r>
+              <w:rPr>
+                <w:rFonts w:hint="eastAsia"/>
+              </w:rPr>
+              <w:t>Max f</w:t>
+            </w:r>
+            <w:r>
+              <w:t xml:space="preserve">low accumulation </w:t>
+            </w:r>
+          </w:p>
+        </w:tc>
+        <w:tc>
+          <w:tcPr>
+            <w:tcW w:w="4535" w:type="dxa"/>
+          </w:tcPr>
+          <w:p>
+            <w:r>
+              <w:t>calgary_dem.tif</w:t>
+            </w:r>
+          </w:p>
+        </w:tc>
+      </w:tr>
+      <w:tr>
+        <w:tc>
+          <w:tcPr>
+            <w:tcW w:w="1696" w:type="dxa"/>
+          </w:tcPr>
+          <w:p/>
+        </w:tc>
+        <w:tc>
+          <w:tcPr>
+            <w:tcW w:w="3119" w:type="dxa"/>
+          </w:tcPr>
+          <w:p>
+            <w:pPr>
+              <w:rPr>
+                <w:highlight w:val="yellow"/>
+              </w:rPr>
+            </w:pPr>
+            <w:r>
+              <w:rPr>
+                <w:highlight w:val="yellow"/>
+              </w:rPr>
+              <w:t>Upstream watershed area</w:t>
+            </w:r>
+          </w:p>
+        </w:tc>
+        <w:tc>
+          <w:tcPr>
+            <w:tcW w:w="4535" w:type="dxa"/>
+          </w:tcPr>
+          <w:p>
+            <w:r>
+              <w:t>calgary_dem.tif</w:t>
+            </w:r>
+          </w:p>
+        </w:tc>
+      </w:tr>
+      <w:tr>
+        <w:tc>
+          <w:tcPr>
+            <w:tcW w:w="1696" w:type="dxa"/>
+          </w:tcPr>
+          <w:p>
+            <w:r>
+              <w:t>Land cover</w:t>
+            </w:r>
+          </w:p>
+        </w:tc>
+        <w:tc>
+          <w:tcPr>
+            <w:tcW w:w="3119" w:type="dxa"/>
+          </w:tcPr>
+          <w:p>
+            <w:r>
+              <w:t>Impervious surface ratio</w:t>
+            </w:r>
+          </w:p>
+        </w:tc>
+        <w:tc>
+          <w:tcPr>
+            <w:tcW w:w="4535" w:type="dxa"/>
+          </w:tcPr>
+          <w:p>
+            <w:r>
+              <w:t>calgary_Imp_surf.geojson</w:t>
+            </w:r>
+          </w:p>
+        </w:tc>
+      </w:tr>
+      <w:tr>
+        <w:tc>
+          <w:tcPr>
+            <w:tcW w:w="1696" w:type="dxa"/>
+          </w:tcPr>
+          <w:p/>
+        </w:tc>
+        <w:tc>
+          <w:tcPr>
+            <w:tcW w:w="3119" w:type="dxa"/>
+          </w:tcPr>
+          <w:p>
+            <w:pPr>
+              <w:rPr>
+                <w:rFonts w:hint="eastAsia"/>
+              </w:rPr>
+            </w:pPr>
+            <w:r>
+              <w:t>Vegetation cover</w:t>
+            </w:r>
+            <w:r>
+              <w:rPr>
+                <w:rFonts w:hint="eastAsia"/>
+              </w:rPr>
+              <w:t xml:space="preserve"> </w:t>
+            </w:r>
+            <w:r>
+              <w:t>proportion</w:t>
+            </w:r>
+          </w:p>
+        </w:tc>
+        <w:tc>
+          <w:tcPr>
+            <w:tcW w:w="4535" w:type="dxa"/>
+          </w:tcPr>
+          <w:p>
+            <w:r>
+              <w:t>calgary_landcover.geojson</w:t>
+            </w:r>
+          </w:p>
+        </w:tc>
+      </w:tr>
+      <w:tr>
+        <w:tc>
+          <w:tcPr>
+            <w:tcW w:w="1696" w:type="dxa"/>
+          </w:tcPr>
+          <w:p/>
+        </w:tc>
+        <w:tc>
+          <w:tcPr>
+            <w:tcW w:w="3119" w:type="dxa"/>
+          </w:tcPr>
+          <w:p>
+            <w:r>
+              <w:t xml:space="preserve">Open soil land proportion </w:t>
+            </w:r>
+          </w:p>
+        </w:tc>
+        <w:tc>
+          <w:tcPr>
+            <w:tcW w:w="4535" w:type="dxa"/>
+          </w:tcPr>
+          <w:p>
+            <w:r>
+              <w:t>calgary_landcover.geojson</w:t>
+            </w:r>
+          </w:p>
+        </w:tc>
+      </w:tr>
+      <w:tr>
+        <w:tc>
+          <w:tcPr>
+            <w:tcW w:w="1696" w:type="dxa"/>
+          </w:tcPr>
+          <w:p/>
+        </w:tc>
+        <w:tc>
+          <w:tcPr>
+            <w:tcW w:w="3119" w:type="dxa"/>
+          </w:tcPr>
+          <w:p>
+            <w:r>
+              <w:t xml:space="preserve">Agricultural land proportion </w:t>
+            </w:r>
+          </w:p>
+        </w:tc>
+        <w:tc>
+          <w:tcPr>
+            <w:tcW w:w="4535" w:type="dxa"/>
+          </w:tcPr>
+          <w:p>
+            <w:r>
+              <w:t>calgary_landcover.geojson</w:t>
+            </w:r>
+          </w:p>
+        </w:tc>
+      </w:tr>
+      <w:tr>
+        <w:tc>
+          <w:tcPr>
+            <w:tcW w:w="1696" w:type="dxa"/>
+          </w:tcPr>
+          <w:p>
+            <w:r>
+              <w:t xml:space="preserve">Built environment </w:t>
+            </w:r>
+          </w:p>
+        </w:tc>
+        <w:tc>
+          <w:tcPr>
+            <w:tcW w:w="3119" w:type="dxa"/>
+          </w:tcPr>
+          <w:p>
+            <w:r>
+              <w:t>Building cover ratio</w:t>
+            </w:r>
+          </w:p>
+        </w:tc>
+        <w:tc>
+          <w:tcPr>
+            <w:tcW w:w="4535" w:type="dxa"/>
+          </w:tcPr>
+          <w:p>
+            <w:pPr>
+              <w:rPr>
+                <w:rFonts w:hint="eastAsia"/>
+              </w:rPr>
+            </w:pPr>
+            <w:r>
+              <w:t>calgary_building.shp</w:t>
+            </w:r>
+          </w:p>
+        </w:tc>
+      </w:tr>
+      <w:tr>
+        <w:tc>
+          <w:tcPr>
+            <w:tcW w:w="1696" w:type="dxa"/>
+          </w:tcPr>
+          <w:p/>
+        </w:tc>
+        <w:tc>
+          <w:tcPr>
+            <w:tcW w:w="3119" w:type="dxa"/>
+          </w:tcPr>
+          <w:p/>
+        </w:tc>
+        <w:tc>
+          <w:tcPr>
+            <w:tcW w:w="4535" w:type="dxa"/>
+          </w:tcPr>
+          <w:p/>
+        </w:tc>
+      </w:tr>
+    </w:tbl>
+    <w:p>
+      <w:r>
+        <w:rPr>
+          <w:rFonts w:hint="eastAsia"/>
+        </w:rPr>
+        <w:t xml:space="preserve">The final output will be the </w:t>
+      </w:r>
+      <w:r>
+        <w:rPr>
+          <w:rFonts w:hint="eastAsia"/>
+        </w:rPr>
+        <w:t xml:space="preserve">gdf (geodataframe) of fishnet with </w:t>
+      </w:r>
+      <w:r>
+        <w:t>columns</w:t>
+      </w:r>
+      <w:r>
+        <w:rPr>
+          <w:rFonts w:hint="eastAsia"/>
+        </w:rPr>
+        <w:t xml:space="preserve"> of target </w:t>
+      </w:r>
+      <w:r>
+        <w:t>variable</w:t>
+      </w:r>
+      <w:r>
+        <w:rPr>
+          <w:rFonts w:hint="eastAsia"/>
+        </w:rPr>
+        <w:t xml:space="preserve"> and </w:t>
+      </w:r>
+      <w:r>
+        <w:t>features</w:t>
+      </w:r>
+      <w:r>
+        <w:rPr>
+          <w:rFonts w:hint="eastAsia"/>
+        </w:rPr>
+        <w:t xml:space="preserve"> and id. Use this to do later </w:t>
+      </w:r>
+      <w:r>
+        <w:t>Logistic model</w:t>
+      </w:r>
+      <w:r>
+        <w:rPr>
+          <w:rFonts w:hint="eastAsia"/>
+        </w:rPr>
+        <w:t>.</w:t>
+      </w:r>
+    </w:p>
+    <w:p>
+      <w:r>
+        <w:rPr>
+          <w:rFonts w:hint="eastAsia"/>
+        </w:rPr>
+        <w:t xml:space="preserve">3.1 The details of each feature calculations are follows: </w:t>
+      </w:r>
+    </w:p>
+    <w:p>
+      <w:pPr>
+        <w:rPr>
+          <w:rFonts w:hint="eastAsia"/>
+        </w:rPr>
+      </w:pPr>
+    </w:p>
+    <w:p>
+      <w:r>
+        <w:rPr>
+          <w:rFonts w:hint="eastAsia"/>
+        </w:rPr>
+        <w:lastRenderedPageBreak/>
         <w:t xml:space="preserve">4 </w:t>
       </w:r>
       <w:r>
@@ -1137,15 +1755,7 @@
         <w:t xml:space="preserve"> Data Analysis and Data cleaning</w:t>
       </w:r>
       <w:r>
-        <w:t xml:space="preserve"> (All plotting and mapping should use </w:t>
-      </w:r>
-      <w:proofErr w:type="spellStart"/>
-      <w:r>
-        <w:t>ggplot</w:t>
-      </w:r>
-      <w:proofErr w:type="spellEnd"/>
-      <w:r>
-        <w:t>)</w:t>
+        <w:t xml:space="preserve"> (All plotting and mapping should use ggplot)</w:t>
       </w:r>
       <w:r>
         <w:rPr>
@@ -1166,34 +1776,98 @@
         <w:t xml:space="preserve">Use VIF test and correlation Matrix to test the multicollinearity of features. 4.3 </w:t>
       </w:r>
       <w:r>
-        <w:t xml:space="preserve">Do rational, realistic, and </w:t>
-      </w:r>
-      <w:proofErr w:type="spellStart"/>
-      <w:r>
-        <w:t>minior</w:t>
-      </w:r>
-      <w:proofErr w:type="spellEnd"/>
-      <w:r>
-        <w:t xml:space="preserve"> data cleaning to make model robust for CV and predicting another city.</w:t>
-      </w:r>
-    </w:p>
-    <w:p>
-      <w:r>
-        <w:t>5 Build the (</w:t>
-      </w:r>
-      <w:proofErr w:type="spellStart"/>
-      <w:r>
-        <w:t>gml</w:t>
-      </w:r>
-      <w:proofErr w:type="spellEnd"/>
-      <w:r>
-        <w:t>)</w:t>
+        <w:t>Do rational, realistic, and minior data cleaning to make model robust for CV and predicting another city.</w:t>
+      </w:r>
+    </w:p>
+    <w:p>
+      <w:pPr>
+        <w:rPr>
+          <w:rFonts w:hint="eastAsia"/>
+        </w:rPr>
+      </w:pPr>
+      <w:r>
+        <w:t>5 Build the (gml)</w:t>
       </w:r>
       <w:r>
         <w:t xml:space="preserve"> Logistic model</w:t>
       </w:r>
-    </w:p>
-    <w:p/>
+      <w:r>
+        <w:rPr>
+          <w:rFonts w:hint="eastAsia"/>
+        </w:rPr>
+        <w:t xml:space="preserve">. Do </w:t>
+      </w:r>
+      <w:r>
+        <w:t>z-score</w:t>
+      </w:r>
+      <w:r>
+        <w:rPr>
+          <w:rFonts w:hint="eastAsia"/>
+        </w:rPr>
+        <w:t xml:space="preserve"> normalization for all features before modeling. </w:t>
+      </w:r>
+    </w:p>
+    <w:p>
+      <w:pPr>
+        <w:rPr>
+          <w:rFonts w:hint="eastAsia"/>
+        </w:rPr>
+      </w:pPr>
+      <w:r>
+        <w:rPr>
+          <w:rFonts w:hint="eastAsia"/>
+        </w:rPr>
+        <w:t xml:space="preserve">6 </w:t>
+      </w:r>
+      <w:r>
+        <w:t>Diagnostics</w:t>
+      </w:r>
+      <w:r>
+        <w:rPr>
+          <w:rFonts w:hint="eastAsia"/>
+        </w:rPr>
+        <w:t>.</w:t>
+      </w:r>
+    </w:p>
+    <w:p>
+      <w:r>
+        <w:drawing>
+          <wp:inline distT="0" distB="0" distL="0" distR="0" wp14:anchorId="1F829CD3" wp14:editId="748B33BA">
+            <wp:extent cx="5943600" cy="655320"/>
+            <wp:effectExtent l="0" t="0" r="0" b="0"/>
+            <wp:docPr id="1427872957" name="图片 1"/>
+            <wp:cNvGraphicFramePr>
+              <a:graphicFrameLocks xmlns:a="http://schemas.openxmlformats.org/drawingml/2006/main" noChangeAspect="1"/>
+            </wp:cNvGraphicFramePr>
+            <a:graphic xmlns:a="http://schemas.openxmlformats.org/drawingml/2006/main">
+              <a:graphicData uri="http://schemas.openxmlformats.org/drawingml/2006/picture">
+                <pic:pic xmlns:pic="http://schemas.openxmlformats.org/drawingml/2006/picture">
+                  <pic:nvPicPr>
+                    <pic:cNvPr id="1427872957" name=""/>
+                    <pic:cNvPicPr/>
+                  </pic:nvPicPr>
+                  <pic:blipFill>
+                    <a:blip r:embed="rId5"/>
+                    <a:stretch>
+                      <a:fillRect/>
+                    </a:stretch>
+                  </pic:blipFill>
+                  <pic:spPr>
+                    <a:xfrm>
+                      <a:off x="0" y="0"/>
+                      <a:ext cx="5943600" cy="655320"/>
+                    </a:xfrm>
+                    <a:prstGeom prst="rect">
+                      <a:avLst/>
+                    </a:prstGeom>
+                  </pic:spPr>
+                </pic:pic>
+              </a:graphicData>
+            </a:graphic>
+          </wp:inline>
+        </w:drawing>
+      </w:r>
+    </w:p>
     <w:sectPr>
       <w:pgSz w:w="12240" w:h="15840"/>
       <w:pgMar w:top="1440" w:right="1440" w:bottom="1440" w:left="1440" w:header="720" w:footer="720" w:gutter="0"/>
@@ -1721,15 +2395,15 @@
     <w:lsdException w:name="Unresolved Mention" w:semiHidden="1" w:unhideWhenUsed="1"/>
     <w:lsdException w:name="Smart Link" w:semiHidden="1" w:unhideWhenUsed="1"/>
   </w:latentStyles>
-  <w:style w:type="paragraph" w:default="1" w:styleId="Normal">
+  <w:style w:type="paragraph" w:default="1" w:styleId="a">
     <w:name w:val="Normal"/>
     <w:qFormat/>
   </w:style>
-  <w:style w:type="paragraph" w:styleId="Heading1">
+  <w:style w:type="paragraph" w:styleId="1">
     <w:name w:val="heading 1"/>
-    <w:basedOn w:val="Normal"/>
-    <w:next w:val="Normal"/>
-    <w:link w:val="Heading1Char"/>
+    <w:basedOn w:val="a"/>
+    <w:next w:val="a"/>
+    <w:link w:val="10"/>
     <w:uiPriority w:val="9"/>
     <w:qFormat/>
     <w:rsid w:val="00362174"/>
@@ -1746,11 +2420,11 @@
       <w:szCs w:val="40"/>
     </w:rPr>
   </w:style>
-  <w:style w:type="paragraph" w:styleId="Heading2">
+  <w:style w:type="paragraph" w:styleId="2">
     <w:name w:val="heading 2"/>
-    <w:basedOn w:val="Normal"/>
-    <w:next w:val="Normal"/>
-    <w:link w:val="Heading2Char"/>
+    <w:basedOn w:val="a"/>
+    <w:next w:val="a"/>
+    <w:link w:val="20"/>
     <w:uiPriority w:val="9"/>
     <w:semiHidden/>
     <w:unhideWhenUsed/>
@@ -1769,11 +2443,11 @@
       <w:szCs w:val="32"/>
     </w:rPr>
   </w:style>
-  <w:style w:type="paragraph" w:styleId="Heading3">
+  <w:style w:type="paragraph" w:styleId="3">
     <w:name w:val="heading 3"/>
-    <w:basedOn w:val="Normal"/>
-    <w:next w:val="Normal"/>
-    <w:link w:val="Heading3Char"/>
+    <w:basedOn w:val="a"/>
+    <w:next w:val="a"/>
+    <w:link w:val="30"/>
     <w:uiPriority w:val="9"/>
     <w:semiHidden/>
     <w:unhideWhenUsed/>
@@ -1792,11 +2466,11 @@
       <w:szCs w:val="28"/>
     </w:rPr>
   </w:style>
-  <w:style w:type="paragraph" w:styleId="Heading4">
+  <w:style w:type="paragraph" w:styleId="4">
     <w:name w:val="heading 4"/>
-    <w:basedOn w:val="Normal"/>
-    <w:next w:val="Normal"/>
-    <w:link w:val="Heading4Char"/>
+    <w:basedOn w:val="a"/>
+    <w:next w:val="a"/>
+    <w:link w:val="40"/>
     <w:uiPriority w:val="9"/>
     <w:semiHidden/>
     <w:unhideWhenUsed/>
@@ -1815,11 +2489,11 @@
       <w:color w:val="0F4761" w:themeColor="accent1" w:themeShade="BF"/>
     </w:rPr>
   </w:style>
-  <w:style w:type="paragraph" w:styleId="Heading5">
+  <w:style w:type="paragraph" w:styleId="5">
     <w:name w:val="heading 5"/>
-    <w:basedOn w:val="Normal"/>
-    <w:next w:val="Normal"/>
-    <w:link w:val="Heading5Char"/>
+    <w:basedOn w:val="a"/>
+    <w:next w:val="a"/>
+    <w:link w:val="50"/>
     <w:uiPriority w:val="9"/>
     <w:semiHidden/>
     <w:unhideWhenUsed/>
@@ -1836,11 +2510,11 @@
       <w:color w:val="0F4761" w:themeColor="accent1" w:themeShade="BF"/>
     </w:rPr>
   </w:style>
-  <w:style w:type="paragraph" w:styleId="Heading6">
+  <w:style w:type="paragraph" w:styleId="6">
     <w:name w:val="heading 6"/>
-    <w:basedOn w:val="Normal"/>
-    <w:next w:val="Normal"/>
-    <w:link w:val="Heading6Char"/>
+    <w:basedOn w:val="a"/>
+    <w:next w:val="a"/>
+    <w:link w:val="60"/>
     <w:uiPriority w:val="9"/>
     <w:semiHidden/>
     <w:unhideWhenUsed/>
@@ -1859,11 +2533,11 @@
       <w:color w:val="595959" w:themeColor="text1" w:themeTint="A6"/>
     </w:rPr>
   </w:style>
-  <w:style w:type="paragraph" w:styleId="Heading7">
+  <w:style w:type="paragraph" w:styleId="7">
     <w:name w:val="heading 7"/>
-    <w:basedOn w:val="Normal"/>
-    <w:next w:val="Normal"/>
-    <w:link w:val="Heading7Char"/>
+    <w:basedOn w:val="a"/>
+    <w:next w:val="a"/>
+    <w:link w:val="70"/>
     <w:uiPriority w:val="9"/>
     <w:semiHidden/>
     <w:unhideWhenUsed/>
@@ -1880,11 +2554,11 @@
       <w:color w:val="595959" w:themeColor="text1" w:themeTint="A6"/>
     </w:rPr>
   </w:style>
-  <w:style w:type="paragraph" w:styleId="Heading8">
+  <w:style w:type="paragraph" w:styleId="8">
     <w:name w:val="heading 8"/>
-    <w:basedOn w:val="Normal"/>
-    <w:next w:val="Normal"/>
-    <w:link w:val="Heading8Char"/>
+    <w:basedOn w:val="a"/>
+    <w:next w:val="a"/>
+    <w:link w:val="80"/>
     <w:uiPriority w:val="9"/>
     <w:semiHidden/>
     <w:unhideWhenUsed/>
@@ -1903,11 +2577,11 @@
       <w:color w:val="272727" w:themeColor="text1" w:themeTint="D8"/>
     </w:rPr>
   </w:style>
-  <w:style w:type="paragraph" w:styleId="Heading9">
+  <w:style w:type="paragraph" w:styleId="9">
     <w:name w:val="heading 9"/>
-    <w:basedOn w:val="Normal"/>
-    <w:next w:val="Normal"/>
-    <w:link w:val="Heading9Char"/>
+    <w:basedOn w:val="a"/>
+    <w:next w:val="a"/>
+    <w:link w:val="90"/>
     <w:uiPriority w:val="9"/>
     <w:semiHidden/>
     <w:unhideWhenUsed/>
@@ -1924,13 +2598,12 @@
       <w:color w:val="272727" w:themeColor="text1" w:themeTint="D8"/>
     </w:rPr>
   </w:style>
-  <w:style w:type="character" w:default="1" w:styleId="DefaultParagraphFont">
+  <w:style w:type="character" w:default="1" w:styleId="a0">
     <w:name w:val="Default Paragraph Font"/>
     <w:uiPriority w:val="1"/>
-    <w:semiHidden/>
     <w:unhideWhenUsed/>
   </w:style>
-  <w:style w:type="table" w:default="1" w:styleId="TableNormal">
+  <w:style w:type="table" w:default="1" w:styleId="a1">
     <w:name w:val="Normal Table"/>
     <w:uiPriority w:val="99"/>
     <w:semiHidden/>
@@ -1945,16 +2618,16 @@
       </w:tblCellMar>
     </w:tblPr>
   </w:style>
-  <w:style w:type="numbering" w:default="1" w:styleId="NoList">
+  <w:style w:type="numbering" w:default="1" w:styleId="a2">
     <w:name w:val="No List"/>
     <w:uiPriority w:val="99"/>
     <w:semiHidden/>
     <w:unhideWhenUsed/>
   </w:style>
-  <w:style w:type="character" w:customStyle="1" w:styleId="Heading1Char">
-    <w:name w:val="Heading 1 Char"/>
-    <w:basedOn w:val="DefaultParagraphFont"/>
-    <w:link w:val="Heading1"/>
+  <w:style w:type="character" w:customStyle="1" w:styleId="10">
+    <w:name w:val="标题 1 字符"/>
+    <w:basedOn w:val="a0"/>
+    <w:link w:val="1"/>
     <w:uiPriority w:val="9"/>
     <w:rsid w:val="00362174"/>
     <w:rPr>
@@ -1964,10 +2637,10 @@
       <w:szCs w:val="40"/>
     </w:rPr>
   </w:style>
-  <w:style w:type="character" w:customStyle="1" w:styleId="Heading2Char">
-    <w:name w:val="Heading 2 Char"/>
-    <w:basedOn w:val="DefaultParagraphFont"/>
-    <w:link w:val="Heading2"/>
+  <w:style w:type="character" w:customStyle="1" w:styleId="20">
+    <w:name w:val="标题 2 字符"/>
+    <w:basedOn w:val="a0"/>
+    <w:link w:val="2"/>
     <w:uiPriority w:val="9"/>
     <w:semiHidden/>
     <w:rsid w:val="00362174"/>
@@ -1978,10 +2651,10 @@
       <w:szCs w:val="32"/>
     </w:rPr>
   </w:style>
-  <w:style w:type="character" w:customStyle="1" w:styleId="Heading3Char">
-    <w:name w:val="Heading 3 Char"/>
-    <w:basedOn w:val="DefaultParagraphFont"/>
-    <w:link w:val="Heading3"/>
+  <w:style w:type="character" w:customStyle="1" w:styleId="30">
+    <w:name w:val="标题 3 字符"/>
+    <w:basedOn w:val="a0"/>
+    <w:link w:val="3"/>
     <w:uiPriority w:val="9"/>
     <w:semiHidden/>
     <w:rsid w:val="00362174"/>
@@ -1992,10 +2665,10 @@
       <w:szCs w:val="28"/>
     </w:rPr>
   </w:style>
-  <w:style w:type="character" w:customStyle="1" w:styleId="Heading4Char">
-    <w:name w:val="Heading 4 Char"/>
-    <w:basedOn w:val="DefaultParagraphFont"/>
-    <w:link w:val="Heading4"/>
+  <w:style w:type="character" w:customStyle="1" w:styleId="40">
+    <w:name w:val="标题 4 字符"/>
+    <w:basedOn w:val="a0"/>
+    <w:link w:val="4"/>
     <w:uiPriority w:val="9"/>
     <w:semiHidden/>
     <w:rsid w:val="00362174"/>
@@ -2006,10 +2679,10 @@
       <w:color w:val="0F4761" w:themeColor="accent1" w:themeShade="BF"/>
     </w:rPr>
   </w:style>
-  <w:style w:type="character" w:customStyle="1" w:styleId="Heading5Char">
-    <w:name w:val="Heading 5 Char"/>
-    <w:basedOn w:val="DefaultParagraphFont"/>
-    <w:link w:val="Heading5"/>
+  <w:style w:type="character" w:customStyle="1" w:styleId="50">
+    <w:name w:val="标题 5 字符"/>
+    <w:basedOn w:val="a0"/>
+    <w:link w:val="5"/>
     <w:uiPriority w:val="9"/>
     <w:semiHidden/>
     <w:rsid w:val="00362174"/>
@@ -2018,10 +2691,10 @@
       <w:color w:val="0F4761" w:themeColor="accent1" w:themeShade="BF"/>
     </w:rPr>
   </w:style>
-  <w:style w:type="character" w:customStyle="1" w:styleId="Heading6Char">
-    <w:name w:val="Heading 6 Char"/>
-    <w:basedOn w:val="DefaultParagraphFont"/>
-    <w:link w:val="Heading6"/>
+  <w:style w:type="character" w:customStyle="1" w:styleId="60">
+    <w:name w:val="标题 6 字符"/>
+    <w:basedOn w:val="a0"/>
+    <w:link w:val="6"/>
     <w:uiPriority w:val="9"/>
     <w:semiHidden/>
     <w:rsid w:val="00362174"/>
@@ -2032,10 +2705,10 @@
       <w:color w:val="595959" w:themeColor="text1" w:themeTint="A6"/>
     </w:rPr>
   </w:style>
-  <w:style w:type="character" w:customStyle="1" w:styleId="Heading7Char">
-    <w:name w:val="Heading 7 Char"/>
-    <w:basedOn w:val="DefaultParagraphFont"/>
-    <w:link w:val="Heading7"/>
+  <w:style w:type="character" w:customStyle="1" w:styleId="70">
+    <w:name w:val="标题 7 字符"/>
+    <w:basedOn w:val="a0"/>
+    <w:link w:val="7"/>
     <w:uiPriority w:val="9"/>
     <w:semiHidden/>
     <w:rsid w:val="00362174"/>
@@ -2044,10 +2717,10 @@
       <w:color w:val="595959" w:themeColor="text1" w:themeTint="A6"/>
     </w:rPr>
   </w:style>
-  <w:style w:type="character" w:customStyle="1" w:styleId="Heading8Char">
-    <w:name w:val="Heading 8 Char"/>
-    <w:basedOn w:val="DefaultParagraphFont"/>
-    <w:link w:val="Heading8"/>
+  <w:style w:type="character" w:customStyle="1" w:styleId="80">
+    <w:name w:val="标题 8 字符"/>
+    <w:basedOn w:val="a0"/>
+    <w:link w:val="8"/>
     <w:uiPriority w:val="9"/>
     <w:semiHidden/>
     <w:rsid w:val="00362174"/>
@@ -2058,10 +2731,10 @@
       <w:color w:val="272727" w:themeColor="text1" w:themeTint="D8"/>
     </w:rPr>
   </w:style>
-  <w:style w:type="character" w:customStyle="1" w:styleId="Heading9Char">
-    <w:name w:val="Heading 9 Char"/>
-    <w:basedOn w:val="DefaultParagraphFont"/>
-    <w:link w:val="Heading9"/>
+  <w:style w:type="character" w:customStyle="1" w:styleId="90">
+    <w:name w:val="标题 9 字符"/>
+    <w:basedOn w:val="a0"/>
+    <w:link w:val="9"/>
     <w:uiPriority w:val="9"/>
     <w:semiHidden/>
     <w:rsid w:val="00362174"/>
@@ -2070,11 +2743,11 @@
       <w:color w:val="272727" w:themeColor="text1" w:themeTint="D8"/>
     </w:rPr>
   </w:style>
-  <w:style w:type="paragraph" w:styleId="Title">
+  <w:style w:type="paragraph" w:styleId="a3">
     <w:name w:val="Title"/>
-    <w:basedOn w:val="Normal"/>
-    <w:next w:val="Normal"/>
-    <w:link w:val="TitleChar"/>
+    <w:basedOn w:val="a"/>
+    <w:next w:val="a"/>
+    <w:link w:val="a4"/>
     <w:uiPriority w:val="10"/>
     <w:qFormat/>
     <w:rsid w:val="00362174"/>
@@ -2090,10 +2763,10 @@
       <w:szCs w:val="56"/>
     </w:rPr>
   </w:style>
-  <w:style w:type="character" w:customStyle="1" w:styleId="TitleChar">
-    <w:name w:val="Title Char"/>
-    <w:basedOn w:val="DefaultParagraphFont"/>
-    <w:link w:val="Title"/>
+  <w:style w:type="character" w:customStyle="1" w:styleId="a4">
+    <w:name w:val="标题 字符"/>
+    <w:basedOn w:val="a0"/>
+    <w:link w:val="a3"/>
     <w:uiPriority w:val="10"/>
     <w:rsid w:val="00362174"/>
     <w:rPr>
@@ -2104,11 +2777,11 @@
       <w:szCs w:val="56"/>
     </w:rPr>
   </w:style>
-  <w:style w:type="paragraph" w:styleId="Subtitle">
+  <w:style w:type="paragraph" w:styleId="a5">
     <w:name w:val="Subtitle"/>
-    <w:basedOn w:val="Normal"/>
-    <w:next w:val="Normal"/>
-    <w:link w:val="SubtitleChar"/>
+    <w:basedOn w:val="a"/>
+    <w:next w:val="a"/>
+    <w:link w:val="a6"/>
     <w:uiPriority w:val="11"/>
     <w:qFormat/>
     <w:rsid w:val="00362174"/>
@@ -2125,10 +2798,10 @@
       <w:szCs w:val="28"/>
     </w:rPr>
   </w:style>
-  <w:style w:type="character" w:customStyle="1" w:styleId="SubtitleChar">
-    <w:name w:val="Subtitle Char"/>
-    <w:basedOn w:val="DefaultParagraphFont"/>
-    <w:link w:val="Subtitle"/>
+  <w:style w:type="character" w:customStyle="1" w:styleId="a6">
+    <w:name w:val="副标题 字符"/>
+    <w:basedOn w:val="a0"/>
+    <w:link w:val="a5"/>
     <w:uiPriority w:val="11"/>
     <w:rsid w:val="00362174"/>
     <w:rPr>
@@ -2139,11 +2812,11 @@
       <w:szCs w:val="28"/>
     </w:rPr>
   </w:style>
-  <w:style w:type="paragraph" w:styleId="Quote">
+  <w:style w:type="paragraph" w:styleId="a7">
     <w:name w:val="Quote"/>
-    <w:basedOn w:val="Normal"/>
-    <w:next w:val="Normal"/>
-    <w:link w:val="QuoteChar"/>
+    <w:basedOn w:val="a"/>
+    <w:next w:val="a"/>
+    <w:link w:val="a8"/>
     <w:uiPriority w:val="29"/>
     <w:qFormat/>
     <w:rsid w:val="00362174"/>
@@ -2157,10 +2830,10 @@
       <w:color w:val="404040" w:themeColor="text1" w:themeTint="BF"/>
     </w:rPr>
   </w:style>
-  <w:style w:type="character" w:customStyle="1" w:styleId="QuoteChar">
-    <w:name w:val="Quote Char"/>
-    <w:basedOn w:val="DefaultParagraphFont"/>
-    <w:link w:val="Quote"/>
+  <w:style w:type="character" w:customStyle="1" w:styleId="a8">
+    <w:name w:val="引用 字符"/>
+    <w:basedOn w:val="a0"/>
+    <w:link w:val="a7"/>
     <w:uiPriority w:val="29"/>
     <w:rsid w:val="00362174"/>
     <w:rPr>
@@ -2169,9 +2842,9 @@
       <w:color w:val="404040" w:themeColor="text1" w:themeTint="BF"/>
     </w:rPr>
   </w:style>
-  <w:style w:type="paragraph" w:styleId="ListParagraph">
+  <w:style w:type="paragraph" w:styleId="a9">
     <w:name w:val="List Paragraph"/>
-    <w:basedOn w:val="Normal"/>
+    <w:basedOn w:val="a"/>
     <w:uiPriority w:val="34"/>
     <w:qFormat/>
     <w:rsid w:val="00362174"/>
@@ -2180,9 +2853,9 @@
       <w:contextualSpacing/>
     </w:pPr>
   </w:style>
-  <w:style w:type="character" w:styleId="IntenseEmphasis">
+  <w:style w:type="character" w:styleId="aa">
     <w:name w:val="Intense Emphasis"/>
-    <w:basedOn w:val="DefaultParagraphFont"/>
+    <w:basedOn w:val="a0"/>
     <w:uiPriority w:val="21"/>
     <w:qFormat/>
     <w:rsid w:val="00362174"/>
@@ -2192,11 +2865,11 @@
       <w:color w:val="0F4761" w:themeColor="accent1" w:themeShade="BF"/>
     </w:rPr>
   </w:style>
-  <w:style w:type="paragraph" w:styleId="IntenseQuote">
+  <w:style w:type="paragraph" w:styleId="ab">
     <w:name w:val="Intense Quote"/>
-    <w:basedOn w:val="Normal"/>
-    <w:next w:val="Normal"/>
-    <w:link w:val="IntenseQuoteChar"/>
+    <w:basedOn w:val="a"/>
+    <w:next w:val="a"/>
+    <w:link w:val="ac"/>
     <w:uiPriority w:val="30"/>
     <w:qFormat/>
     <w:rsid w:val="00362174"/>
@@ -2215,10 +2888,10 @@
       <w:color w:val="0F4761" w:themeColor="accent1" w:themeShade="BF"/>
     </w:rPr>
   </w:style>
-  <w:style w:type="character" w:customStyle="1" w:styleId="IntenseQuoteChar">
-    <w:name w:val="Intense Quote Char"/>
-    <w:basedOn w:val="DefaultParagraphFont"/>
-    <w:link w:val="IntenseQuote"/>
+  <w:style w:type="character" w:customStyle="1" w:styleId="ac">
+    <w:name w:val="明显引用 字符"/>
+    <w:basedOn w:val="a0"/>
+    <w:link w:val="ab"/>
     <w:uiPriority w:val="30"/>
     <w:rsid w:val="00362174"/>
     <w:rPr>
@@ -2227,9 +2900,9 @@
       <w:color w:val="0F4761" w:themeColor="accent1" w:themeShade="BF"/>
     </w:rPr>
   </w:style>
-  <w:style w:type="character" w:styleId="IntenseReference">
+  <w:style w:type="character" w:styleId="ad">
     <w:name w:val="Intense Reference"/>
-    <w:basedOn w:val="DefaultParagraphFont"/>
+    <w:basedOn w:val="a0"/>
     <w:uiPriority w:val="32"/>
     <w:qFormat/>
     <w:rsid w:val="00362174"/>
@@ -2241,9 +2914,9 @@
       <w:spacing w:val="5"/>
     </w:rPr>
   </w:style>
-  <w:style w:type="table" w:styleId="TableGrid">
+  <w:style w:type="table" w:styleId="ae">
     <w:name w:val="Table Grid"/>
-    <w:basedOn w:val="TableNormal"/>
+    <w:basedOn w:val="a1"/>
     <w:uiPriority w:val="39"/>
     <w:rsid w:val="009F696C"/>
     <w:pPr>

--- a/Feature select.docx
+++ b/Feature select.docx
@@ -606,6 +606,7 @@
       </w:r>
     </w:p>
     <w:p>
+      <w:proofErr w:type="spellStart"/>
       <w:r>
         <w:rPr>
           <w:highlight w:val="yellow"/>
@@ -618,6 +619,7 @@
         </w:rPr>
         <w:t>nundation_calgary.tif</w:t>
       </w:r>
+      <w:proofErr w:type="spellEnd"/>
     </w:p>
     <w:p>
       <w:r>
@@ -628,6 +630,7 @@
       </w:r>
     </w:p>
     <w:p>
+      <w:proofErr w:type="spellStart"/>
       <w:r>
         <w:rPr>
           <w:highlight w:val="yellow"/>
@@ -643,13 +646,20 @@
       <w:r>
         <w:t>.shp</w:t>
       </w:r>
-    </w:p>
-    <w:p>
-      <w:r>
-        <w:t xml:space="preserve">Slc_boundary </w:t>
-      </w:r>
-    </w:p>
-    <w:p>
+      <w:proofErr w:type="spellEnd"/>
+    </w:p>
+    <w:p>
+      <w:proofErr w:type="spellStart"/>
+      <w:r>
+        <w:t>Slc_boundary</w:t>
+      </w:r>
+      <w:proofErr w:type="spellEnd"/>
+      <w:r>
+        <w:t xml:space="preserve"> </w:t>
+      </w:r>
+    </w:p>
+    <w:p>
+      <w:proofErr w:type="spellStart"/>
       <w:r>
         <w:rPr>
           <w:highlight w:val="yellow"/>
@@ -665,11 +675,14 @@
       <w:r>
         <w:t>.tif</w:t>
       </w:r>
-    </w:p>
-    <w:p>
+      <w:proofErr w:type="spellEnd"/>
+    </w:p>
+    <w:p>
+      <w:proofErr w:type="spellStart"/>
       <w:r>
         <w:t>Slc_dem</w:t>
       </w:r>
+      <w:proofErr w:type="spellEnd"/>
     </w:p>
     <w:p>
       <w:r>
@@ -697,6 +710,7 @@
           <w:rFonts w:hint="eastAsia"/>
         </w:rPr>
       </w:pPr>
+      <w:proofErr w:type="spellStart"/>
       <w:r>
         <w:rPr>
           <w:highlight w:val="yellow"/>
@@ -722,6 +736,7 @@
         </w:rPr>
         <w:t>.shp</w:t>
       </w:r>
+      <w:proofErr w:type="spellEnd"/>
     </w:p>
     <w:p>
       <w:r>
@@ -768,21 +783,28 @@
       </w:r>
     </w:p>
     <w:p>
+      <w:proofErr w:type="spellStart"/>
       <w:r>
         <w:t>Slc_buil_osm</w:t>
       </w:r>
-    </w:p>
-    <w:p>
+      <w:proofErr w:type="spellEnd"/>
+    </w:p>
+    <w:p>
+      <w:proofErr w:type="spellStart"/>
       <w:r>
         <w:t>Slc_wat_osm</w:t>
       </w:r>
-    </w:p>
-    <w:p>
+      <w:proofErr w:type="spellEnd"/>
+    </w:p>
+    <w:p>
+      <w:proofErr w:type="spellStart"/>
       <w:r>
         <w:t>Slc_Land_cover_NLCD</w:t>
       </w:r>
-    </w:p>
-    <w:p>
+      <w:proofErr w:type="spellEnd"/>
+    </w:p>
+    <w:p>
+      <w:proofErr w:type="spellStart"/>
       <w:r>
         <w:rPr>
           <w:highlight w:val="yellow"/>
@@ -795,6 +817,7 @@
         </w:rPr>
         <w:t>algary_</w:t>
       </w:r>
+      <w:proofErr w:type="gramStart"/>
       <w:r>
         <w:rPr>
           <w:highlight w:val="yellow"/>
@@ -819,11 +842,14 @@
         </w:rPr>
         <w:t>geojson</w:t>
       </w:r>
+      <w:proofErr w:type="spellEnd"/>
+      <w:proofErr w:type="gramEnd"/>
       <w:r>
         <w:t xml:space="preserve"> (LC_CAT)</w:t>
       </w:r>
     </w:p>
     <w:p>
+      <w:proofErr w:type="spellStart"/>
       <w:r>
         <w:rPr>
           <w:highlight w:val="yellow"/>
@@ -834,12 +860,19 @@
         <w:rPr>
           <w:highlight w:val="yellow"/>
         </w:rPr>
-        <w:t>algary_Imp_surf</w:t>
-      </w:r>
+        <w:t>algary_Imp_</w:t>
+      </w:r>
+      <w:proofErr w:type="gramStart"/>
       <w:r>
         <w:rPr>
           <w:highlight w:val="yellow"/>
         </w:rPr>
+        <w:t>surf</w:t>
+      </w:r>
+      <w:r>
+        <w:rPr>
+          <w:highlight w:val="yellow"/>
+        </w:rPr>
         <w:t>.</w:t>
       </w:r>
       <w:r>
@@ -848,11 +881,15 @@
         </w:rPr>
         <w:t>geojson</w:t>
       </w:r>
-    </w:p>
-    <w:p>
+      <w:proofErr w:type="spellEnd"/>
+      <w:proofErr w:type="gramEnd"/>
+    </w:p>
+    <w:p>
+      <w:proofErr w:type="spellStart"/>
       <w:r>
         <w:t>Slc_Imp_surf</w:t>
       </w:r>
+      <w:proofErr w:type="spellEnd"/>
     </w:p>
     <w:p/>
     <w:p/>
@@ -895,11 +932,19 @@
         <w:rPr>
           <w:rFonts w:hint="eastAsia"/>
         </w:rPr>
-        <w:t>(make sure each step can be reproduc</w:t>
+        <w:t xml:space="preserve">(make sure each step can be </w:t>
+      </w:r>
+      <w:proofErr w:type="spellStart"/>
+      <w:r>
+        <w:rPr>
+          <w:rFonts w:hint="eastAsia"/>
+        </w:rPr>
+        <w:t>reproduc</w:t>
       </w:r>
       <w:r>
         <w:t>able</w:t>
       </w:r>
+      <w:proofErr w:type="spellEnd"/>
       <w:r>
         <w:rPr>
           <w:rFonts w:hint="eastAsia"/>
@@ -910,7 +955,35 @@
         <w:rPr>
           <w:rFonts w:hint="eastAsia"/>
         </w:rPr>
-        <w:t xml:space="preserve"> (all codes in R, qmd file, each step has code chunk with clear comments, and markdown explanation, discussion, and layout) (create and save the qmd file)</w:t>
+        <w:t xml:space="preserve"> (all codes in R, </w:t>
+      </w:r>
+      <w:proofErr w:type="spellStart"/>
+      <w:r>
+        <w:rPr>
+          <w:rFonts w:hint="eastAsia"/>
+        </w:rPr>
+        <w:t>qmd</w:t>
+      </w:r>
+      <w:proofErr w:type="spellEnd"/>
+      <w:r>
+        <w:rPr>
+          <w:rFonts w:hint="eastAsia"/>
+        </w:rPr>
+        <w:t xml:space="preserve"> file, each step has code chunk with clear comments, and markdown explanation, discussion, and layout) (create and save the </w:t>
+      </w:r>
+      <w:proofErr w:type="spellStart"/>
+      <w:r>
+        <w:rPr>
+          <w:rFonts w:hint="eastAsia"/>
+        </w:rPr>
+        <w:t>qmd</w:t>
+      </w:r>
+      <w:proofErr w:type="spellEnd"/>
+      <w:r>
+        <w:rPr>
+          <w:rFonts w:hint="eastAsia"/>
+        </w:rPr>
+        <w:t xml:space="preserve"> file)</w:t>
       </w:r>
     </w:p>
     <w:p>
@@ -945,7 +1018,21 @@
         <w:rPr>
           <w:rFonts w:hint="eastAsia"/>
         </w:rPr>
-        <w:t xml:space="preserve"> shp file, set the grid size as </w:t>
+        <w:t xml:space="preserve"> </w:t>
+      </w:r>
+      <w:proofErr w:type="spellStart"/>
+      <w:r>
+        <w:rPr>
+          <w:rFonts w:hint="eastAsia"/>
+        </w:rPr>
+        <w:t>shp</w:t>
+      </w:r>
+      <w:proofErr w:type="spellEnd"/>
+      <w:r>
+        <w:rPr>
+          <w:rFonts w:hint="eastAsia"/>
+        </w:rPr>
+        <w:t xml:space="preserve"> file, set the grid size as </w:t>
       </w:r>
       <w:r>
         <w:rPr>
@@ -957,7 +1044,49 @@
         <w:rPr>
           <w:rFonts w:hint="eastAsia"/>
         </w:rPr>
-        <w:t xml:space="preserve"> m. Make sure to keep the same crs. Choose crs as the local crs for Calgary.</w:t>
+        <w:t xml:space="preserve"> m. Make sure to keep the same </w:t>
+      </w:r>
+      <w:proofErr w:type="spellStart"/>
+      <w:r>
+        <w:rPr>
+          <w:rFonts w:hint="eastAsia"/>
+        </w:rPr>
+        <w:t>crs</w:t>
+      </w:r>
+      <w:proofErr w:type="spellEnd"/>
+      <w:r>
+        <w:rPr>
+          <w:rFonts w:hint="eastAsia"/>
+        </w:rPr>
+        <w:t xml:space="preserve">. Choose </w:t>
+      </w:r>
+      <w:proofErr w:type="spellStart"/>
+      <w:r>
+        <w:rPr>
+          <w:rFonts w:hint="eastAsia"/>
+        </w:rPr>
+        <w:t>crs</w:t>
+      </w:r>
+      <w:proofErr w:type="spellEnd"/>
+      <w:r>
+        <w:rPr>
+          <w:rFonts w:hint="eastAsia"/>
+        </w:rPr>
+        <w:t xml:space="preserve"> as the local </w:t>
+      </w:r>
+      <w:proofErr w:type="spellStart"/>
+      <w:r>
+        <w:rPr>
+          <w:rFonts w:hint="eastAsia"/>
+        </w:rPr>
+        <w:t>crs</w:t>
+      </w:r>
+      <w:proofErr w:type="spellEnd"/>
+      <w:r>
+        <w:rPr>
+          <w:rFonts w:hint="eastAsia"/>
+        </w:rPr>
+        <w:t xml:space="preserve"> for Calgary.</w:t>
       </w:r>
       <w:r>
         <w:rPr>
@@ -979,6 +1108,7 @@
         </w:rPr>
         <w:t xml:space="preserve">Use </w:t>
       </w:r>
+      <w:proofErr w:type="spellStart"/>
       <w:r>
         <w:rPr>
           <w:b/>
@@ -992,7 +1122,16 @@
           <w:b/>
           <w:bCs/>
         </w:rPr>
-        <w:t xml:space="preserve">.tif </w:t>
+        <w:t>.tif</w:t>
+      </w:r>
+      <w:proofErr w:type="spellEnd"/>
+      <w:r>
+        <w:rPr>
+          <w:rFonts w:hint="eastAsia"/>
+          <w:b/>
+          <w:bCs/>
+        </w:rPr>
+        <w:t xml:space="preserve"> </w:t>
       </w:r>
       <w:r>
         <w:rPr>
@@ -1013,7 +1152,21 @@
         <w:rPr>
           <w:rFonts w:hint="eastAsia"/>
         </w:rPr>
-        <w:t>, other is nodata. Calculate the percentage of inundation cells in gird (fishnet), exceeding (&gt;=) 0.3 will be 1 (true, inundation), &lt; 0.3 will be 0 (false, no-inundation).</w:t>
+        <w:t xml:space="preserve">, other is </w:t>
+      </w:r>
+      <w:proofErr w:type="spellStart"/>
+      <w:r>
+        <w:rPr>
+          <w:rFonts w:hint="eastAsia"/>
+        </w:rPr>
+        <w:t>nodata</w:t>
+      </w:r>
+      <w:proofErr w:type="spellEnd"/>
+      <w:r>
+        <w:rPr>
+          <w:rFonts w:hint="eastAsia"/>
+        </w:rPr>
+        <w:t>. Calculate the percentage of inundation cells in gird (fishnet), exceeding (&gt;=) 0.3 will be 1 (true, inundation), &lt; 0.3 will be 0 (false, no-inundation).</w:t>
       </w:r>
     </w:p>
     <w:p>
@@ -1137,9 +1290,11 @@
             <w:tcW w:w="4535" w:type="dxa"/>
           </w:tcPr>
           <w:p>
+            <w:proofErr w:type="spellStart"/>
             <w:r>
               <w:t>calgary_dem.tif</w:t>
             </w:r>
+            <w:proofErr w:type="spellEnd"/>
           </w:p>
         </w:tc>
       </w:tr>
@@ -1165,9 +1320,11 @@
             <w:tcW w:w="4535" w:type="dxa"/>
           </w:tcPr>
           <w:p>
+            <w:proofErr w:type="spellStart"/>
             <w:r>
               <w:t>calgary_dem.tif</w:t>
             </w:r>
+            <w:proofErr w:type="spellEnd"/>
           </w:p>
         </w:tc>
       </w:tr>
@@ -1193,9 +1350,11 @@
             <w:tcW w:w="4535" w:type="dxa"/>
           </w:tcPr>
           <w:p>
+            <w:proofErr w:type="spellStart"/>
             <w:r>
               <w:t>calgary_dem.tif</w:t>
             </w:r>
+            <w:proofErr w:type="spellEnd"/>
           </w:p>
         </w:tc>
       </w:tr>
@@ -1221,9 +1380,11 @@
             <w:tcW w:w="4535" w:type="dxa"/>
           </w:tcPr>
           <w:p>
+            <w:proofErr w:type="spellStart"/>
             <w:r>
               <w:t>calgary_dem.tif</w:t>
             </w:r>
+            <w:proofErr w:type="spellEnd"/>
           </w:p>
         </w:tc>
       </w:tr>
@@ -1249,9 +1410,11 @@
             <w:tcW w:w="4535" w:type="dxa"/>
           </w:tcPr>
           <w:p>
+            <w:proofErr w:type="spellStart"/>
             <w:r>
               <w:t>calgary_dem.tif</w:t>
             </w:r>
+            <w:proofErr w:type="spellEnd"/>
           </w:p>
         </w:tc>
       </w:tr>
@@ -1277,9 +1440,11 @@
             <w:tcW w:w="4535" w:type="dxa"/>
           </w:tcPr>
           <w:p>
+            <w:proofErr w:type="spellStart"/>
             <w:r>
               <w:t>calgary_dem.tif</w:t>
             </w:r>
+            <w:proofErr w:type="spellEnd"/>
           </w:p>
         </w:tc>
       </w:tr>
@@ -1309,9 +1474,11 @@
             <w:tcW w:w="4535" w:type="dxa"/>
           </w:tcPr>
           <w:p>
+            <w:proofErr w:type="spellStart"/>
             <w:r>
               <w:t>calgary_waterways.shp</w:t>
             </w:r>
+            <w:proofErr w:type="spellEnd"/>
           </w:p>
         </w:tc>
       </w:tr>
@@ -1377,6 +1544,7 @@
             <w:tcW w:w="4535" w:type="dxa"/>
           </w:tcPr>
           <w:p>
+            <w:proofErr w:type="spellStart"/>
             <w:r>
               <w:t>calgary_waterway</w:t>
             </w:r>
@@ -1389,6 +1557,7 @@
             <w:r>
               <w:t>.shp</w:t>
             </w:r>
+            <w:proofErr w:type="spellEnd"/>
           </w:p>
         </w:tc>
       </w:tr>
@@ -1442,9 +1611,11 @@
             <w:tcW w:w="4535" w:type="dxa"/>
           </w:tcPr>
           <w:p>
+            <w:proofErr w:type="spellStart"/>
             <w:r>
               <w:t>calgary_dem.tif</w:t>
             </w:r>
+            <w:proofErr w:type="spellEnd"/>
           </w:p>
         </w:tc>
       </w:tr>
@@ -1478,9 +1649,11 @@
             <w:tcW w:w="4535" w:type="dxa"/>
           </w:tcPr>
           <w:p>
+            <w:proofErr w:type="spellStart"/>
             <w:r>
               <w:t>calgary_dem.tif</w:t>
             </w:r>
+            <w:proofErr w:type="spellEnd"/>
           </w:p>
         </w:tc>
       </w:tr>
@@ -1510,9 +1683,16 @@
             <w:tcW w:w="4535" w:type="dxa"/>
           </w:tcPr>
           <w:p>
-            <w:r>
-              <w:t>calgary_Imp_surf.geojson</w:t>
-            </w:r>
+            <w:proofErr w:type="spellStart"/>
+            <w:r>
+              <w:t>calgary_Imp_</w:t>
+            </w:r>
+            <w:proofErr w:type="gramStart"/>
+            <w:r>
+              <w:t>surf.geojson</w:t>
+            </w:r>
+            <w:proofErr w:type="spellEnd"/>
+            <w:proofErr w:type="gramEnd"/>
           </w:p>
         </w:tc>
       </w:tr>
@@ -1552,9 +1732,16 @@
             <w:tcW w:w="4535" w:type="dxa"/>
           </w:tcPr>
           <w:p>
-            <w:r>
-              <w:t>calgary_landcover.geojson</w:t>
-            </w:r>
+            <w:proofErr w:type="spellStart"/>
+            <w:r>
+              <w:t>calgary_</w:t>
+            </w:r>
+            <w:proofErr w:type="gramStart"/>
+            <w:r>
+              <w:t>landcover.geojson</w:t>
+            </w:r>
+            <w:proofErr w:type="spellEnd"/>
+            <w:proofErr w:type="gramEnd"/>
           </w:p>
         </w:tc>
       </w:tr>
@@ -1580,9 +1767,16 @@
             <w:tcW w:w="4535" w:type="dxa"/>
           </w:tcPr>
           <w:p>
-            <w:r>
-              <w:t>calgary_landcover.geojson</w:t>
-            </w:r>
+            <w:proofErr w:type="spellStart"/>
+            <w:r>
+              <w:t>calgary_</w:t>
+            </w:r>
+            <w:proofErr w:type="gramStart"/>
+            <w:r>
+              <w:t>landcover.geojson</w:t>
+            </w:r>
+            <w:proofErr w:type="spellEnd"/>
+            <w:proofErr w:type="gramEnd"/>
           </w:p>
         </w:tc>
       </w:tr>
@@ -1608,9 +1802,16 @@
             <w:tcW w:w="4535" w:type="dxa"/>
           </w:tcPr>
           <w:p>
-            <w:r>
-              <w:t>calgary_landcover.geojson</w:t>
-            </w:r>
+            <w:proofErr w:type="spellStart"/>
+            <w:r>
+              <w:t>calgary_</w:t>
+            </w:r>
+            <w:proofErr w:type="gramStart"/>
+            <w:r>
+              <w:t>landcover.geojson</w:t>
+            </w:r>
+            <w:proofErr w:type="spellEnd"/>
+            <w:proofErr w:type="gramEnd"/>
           </w:p>
         </w:tc>
       </w:tr>
@@ -1679,11 +1880,33 @@
         </w:rPr>
         <w:t xml:space="preserve">The final output will be the </w:t>
       </w:r>
-      <w:r>
-        <w:rPr>
-          <w:rFonts w:hint="eastAsia"/>
-        </w:rPr>
-        <w:t xml:space="preserve">gdf (geodataframe) of fishnet with </w:t>
+      <w:proofErr w:type="spellStart"/>
+      <w:r>
+        <w:rPr>
+          <w:rFonts w:hint="eastAsia"/>
+        </w:rPr>
+        <w:t>gdf</w:t>
+      </w:r>
+      <w:proofErr w:type="spellEnd"/>
+      <w:r>
+        <w:rPr>
+          <w:rFonts w:hint="eastAsia"/>
+        </w:rPr>
+        <w:t xml:space="preserve"> (</w:t>
+      </w:r>
+      <w:proofErr w:type="spellStart"/>
+      <w:r>
+        <w:rPr>
+          <w:rFonts w:hint="eastAsia"/>
+        </w:rPr>
+        <w:t>geodataframe</w:t>
+      </w:r>
+      <w:proofErr w:type="spellEnd"/>
+      <w:r>
+        <w:rPr>
+          <w:rFonts w:hint="eastAsia"/>
+        </w:rPr>
+        <w:t xml:space="preserve">) of fishnet with </w:t>
       </w:r>
       <w:r>
         <w:t>columns</w:t>
@@ -1755,7 +1978,15 @@
         <w:t xml:space="preserve"> Data Analysis and Data cleaning</w:t>
       </w:r>
       <w:r>
-        <w:t xml:space="preserve"> (All plotting and mapping should use ggplot)</w:t>
+        <w:t xml:space="preserve"> (All plotting and mapping should use </w:t>
+      </w:r>
+      <w:proofErr w:type="spellStart"/>
+      <w:r>
+        <w:t>ggplot</w:t>
+      </w:r>
+      <w:proofErr w:type="spellEnd"/>
+      <w:r>
+        <w:t>)</w:t>
       </w:r>
       <w:r>
         <w:rPr>
@@ -1776,7 +2007,24 @@
         <w:t xml:space="preserve">Use VIF test and correlation Matrix to test the multicollinearity of features. 4.3 </w:t>
       </w:r>
       <w:r>
-        <w:t>Do rational, realistic, and minior data cleaning to make model robust for CV and predicting another city.</w:t>
+        <w:t xml:space="preserve">Do rational, realistic, and </w:t>
+      </w:r>
+      <w:proofErr w:type="spellStart"/>
+      <w:r>
+        <w:t>minior</w:t>
+      </w:r>
+      <w:proofErr w:type="spellEnd"/>
+      <w:r>
+        <w:t xml:space="preserve"> data cleaning to make model robust for </w:t>
+      </w:r>
+      <w:r>
+        <w:rPr>
+          <w:rFonts w:hint="eastAsia"/>
+        </w:rPr>
+        <w:t>validation</w:t>
+      </w:r>
+      <w:r>
+        <w:t xml:space="preserve"> and predicting another city.</w:t>
       </w:r>
     </w:p>
     <w:p>
@@ -1786,7 +2034,15 @@
         </w:rPr>
       </w:pPr>
       <w:r>
-        <w:t>5 Build the (gml)</w:t>
+        <w:t>5 Build the (</w:t>
+      </w:r>
+      <w:proofErr w:type="spellStart"/>
+      <w:r>
+        <w:t>gml</w:t>
+      </w:r>
+      <w:proofErr w:type="spellEnd"/>
+      <w:r>
+        <w:t>)</w:t>
       </w:r>
       <w:r>
         <w:t xml:space="preserve"> Logistic model</w:t>
@@ -1820,6 +2076,12 @@
         <w:t xml:space="preserve">6 </w:t>
       </w:r>
       <w:r>
+        <w:rPr>
+          <w:rFonts w:hint="eastAsia"/>
+        </w:rPr>
+        <w:t xml:space="preserve">Validation and </w:t>
+      </w:r>
+      <w:r>
         <w:t>Diagnostics</w:t>
       </w:r>
       <w:r>
@@ -1831,41 +2093,42 @@
     </w:p>
     <w:p>
       <w:r>
-        <w:drawing>
-          <wp:inline distT="0" distB="0" distL="0" distR="0" wp14:anchorId="1F829CD3" wp14:editId="748B33BA">
-            <wp:extent cx="5943600" cy="655320"/>
-            <wp:effectExtent l="0" t="0" r="0" b="0"/>
-            <wp:docPr id="1427872957" name="图片 1"/>
-            <wp:cNvGraphicFramePr>
-              <a:graphicFrameLocks xmlns:a="http://schemas.openxmlformats.org/drawingml/2006/main" noChangeAspect="1"/>
-            </wp:cNvGraphicFramePr>
-            <a:graphic xmlns:a="http://schemas.openxmlformats.org/drawingml/2006/main">
-              <a:graphicData uri="http://schemas.openxmlformats.org/drawingml/2006/picture">
-                <pic:pic xmlns:pic="http://schemas.openxmlformats.org/drawingml/2006/picture">
-                  <pic:nvPicPr>
-                    <pic:cNvPr id="1427872957" name=""/>
-                    <pic:cNvPicPr/>
-                  </pic:nvPicPr>
-                  <pic:blipFill>
-                    <a:blip r:embed="rId5"/>
-                    <a:stretch>
-                      <a:fillRect/>
-                    </a:stretch>
-                  </pic:blipFill>
-                  <pic:spPr>
-                    <a:xfrm>
-                      <a:off x="0" y="0"/>
-                      <a:ext cx="5943600" cy="655320"/>
-                    </a:xfrm>
-                    <a:prstGeom prst="rect">
-                      <a:avLst/>
-                    </a:prstGeom>
-                  </pic:spPr>
-                </pic:pic>
-              </a:graphicData>
-            </a:graphic>
-          </wp:inline>
-        </w:drawing>
+        <w:t xml:space="preserve">This should contain your final logistic regression model summary table, your ROC curve plot, and a table of confusion metrics (True Positives, False Positives, </w:t>
+      </w:r>
+      <w:proofErr w:type="spellStart"/>
+      <w:r>
+        <w:t>etc</w:t>
+      </w:r>
+      <w:proofErr w:type="spellEnd"/>
+      <w:r>
+        <w:t>). Please discuss the modeling process, the training and testing process, comment on the accuracy of the model, and make a table that uses simple statements to describe the four model outcomes ("A True Positive is...").</w:t>
+      </w:r>
+    </w:p>
+    <w:p>
+      <w:pPr>
+        <w:rPr>
+          <w:rFonts w:hint="eastAsia"/>
+        </w:rPr>
+      </w:pPr>
+      <w:r>
+        <w:rPr>
+          <w:rFonts w:hint="eastAsia"/>
+        </w:rPr>
+        <w:t xml:space="preserve">Output: </w:t>
+      </w:r>
+      <w:r>
+        <w:t>final</w:t>
+      </w:r>
+      <w:r>
+        <w:t xml:space="preserve"> logistic regression model summary table, your ROC curve plot, and a table of confusion metrics (True Positives, False Positives, </w:t>
+      </w:r>
+      <w:proofErr w:type="spellStart"/>
+      <w:r>
+        <w:t>etc</w:t>
+      </w:r>
+      <w:proofErr w:type="spellEnd"/>
+      <w:r>
+        <w:t>)</w:t>
       </w:r>
     </w:p>
     <w:sectPr>
